--- a/JARS_User_guide.docx
+++ b/JARS_User_guide.docx
@@ -28,30 +28,12 @@
     </w:p>
     <w:p>
       <w:r>
-        <w:t>Receiver sensitivity describes the weakest signal that a receiver can reliably detect and decode. Think of it like</w:t>
-      </w:r>
-      <w:r>
-        <w:t xml:space="preserve"> </w:t>
-      </w:r>
-      <w:r>
-        <w:t>the hearing threshold of a person — below a certain volume, they simply cannot make out what is being said, no</w:t>
-      </w:r>
-      <w:r>
-        <w:t xml:space="preserve"> </w:t>
-      </w:r>
-      <w:r>
-        <w:t>matter how quiet the background noise is.</w:t>
-      </w:r>
-    </w:p>
-    <w:p>
-      <w:r>
-        <w:t>In JARS, sensitivity is entered in dBm (decibel-milliwatts). This is a standard unit used in radio engineering to</w:t>
-      </w:r>
-      <w:r>
-        <w:t xml:space="preserve"> </w:t>
-      </w:r>
-      <w:r>
-        <w:t>express power levels on a logarithmic scale referenced to 1 milliwatt.</w:t>
+        <w:t>Receiver sensitivity describes the weakest signal that a receiver can reliably detect and decode. Think of it like the hearing threshold of a person — below a certain volume, they simply cannot make out what is being said, no matter how quiet the background noise is.</w:t>
+      </w:r>
+    </w:p>
+    <w:p>
+      <w:r>
+        <w:t>In JARS, sensitivity is entered in dBm (decibel-milliwatts). This is a standard unit used in radio engineering to express power levels on a logarithmic scale referenced to 1 milliwatt.</w:t>
       </w:r>
     </w:p>
     <w:p>
@@ -120,10 +102,7 @@
           </w:tcPr>
           <w:p>
             <w:r>
-              <w:t xml:space="preserve">0 </w:t>
-            </w:r>
-            <w:r>
-              <w:t>dBm</w:t>
+              <w:t>0 dBm</w:t>
             </w:r>
           </w:p>
         </w:tc>
@@ -217,13 +196,7 @@
     <w:p/>
     <w:p>
       <w:r>
-        <w:t>Key rule: a more negative number means a more sensitive receiver. A receiver with a sensitivity of −100 dBm can</w:t>
-      </w:r>
-      <w:r>
-        <w:t xml:space="preserve"> </w:t>
-      </w:r>
-      <w:r>
-        <w:t>detect weaker signals than one with a sensitivity of −70 dBm.</w:t>
+        <w:t>Key rule: a more negative number means a more sensitive receiver. A receiver with a sensitivity of −100 dBm can detect weaker signals than one with a sensitivity of −70 dBm.</w:t>
       </w:r>
     </w:p>
     <w:p>
@@ -264,10 +237,7 @@
         </w:numPr>
       </w:pPr>
       <w:r>
-        <w:t>A high-performance or military receiver: −100 to −120 dBm</w:t>
-      </w:r>
-      <w:r>
-        <w:t>.</w:t>
+        <w:t>A high-performance or military receiver: −100 to −120 dBm.</w:t>
       </w:r>
     </w:p>
     <w:p>
@@ -280,36 +250,12 @@
     </w:p>
     <w:p>
       <w:r>
-        <w:t>This message appears on the JARS Geometry Plot when the received signal from the transmitter arrives at the</w:t>
-      </w:r>
-      <w:r>
-        <w:t xml:space="preserve"> </w:t>
-      </w:r>
-      <w:r>
-        <w:t xml:space="preserve">  receiver below its sensitivity threshold — meaning the signal is too faint for the receiver to detect at all,</w:t>
-      </w:r>
-      <w:r>
-        <w:t xml:space="preserve"> </w:t>
-      </w:r>
-      <w:r>
-        <w:t>regardless of any jamming.</w:t>
-      </w:r>
-    </w:p>
-    <w:p>
-      <w:r>
-        <w:t>The simulation calculates the received signal power using the Free Space Path Loss (FSPL) formula, which accounts</w:t>
-      </w:r>
-      <w:r>
-        <w:t xml:space="preserve"> </w:t>
-      </w:r>
-      <w:r>
-        <w:t>for the distance between transmitter and receiver and the operating frequency. If the result falls below the</w:t>
-      </w:r>
-      <w:r>
-        <w:t xml:space="preserve"> </w:t>
-      </w:r>
-      <w:r>
-        <w:t>sensitivity value you entered, the receiver cannot "hear" the transmitter.</w:t>
+        <w:t>This message appears on the JARS Geometry Plot when the received signal from the transmitter arrives at the   receiver below its sensitivity threshold — meaning the signal is too faint for the receiver to detect at all, regardless of any jamming.</w:t>
+      </w:r>
+    </w:p>
+    <w:p>
+      <w:r>
+        <w:t>The simulation calculates the received signal power using the Free Space Path Loss (FSPL) formula, which accounts for the distance between transmitter and receiver and the operating frequency. If the result falls below the sensitivity value you entered, the receiver cannot "hear" the transmitter.</w:t>
       </w:r>
     </w:p>
     <w:p>
@@ -413,13 +359,7 @@
           </w:tcPr>
           <w:p>
             <w:r>
-              <w:t xml:space="preserve">Communication </w:t>
-            </w:r>
-            <w:r>
-              <w:t>blocked (</w:t>
-            </w:r>
-            <w:r>
-              <w:t>jammed)</w:t>
+              <w:t>Communication blocked (jammed)</w:t>
             </w:r>
           </w:p>
         </w:tc>
@@ -429,10 +369,7 @@
           </w:tcPr>
           <w:p>
             <w:r>
-              <w:t>The signal is receivable, but the jammer's interference is strong enough to</w:t>
-            </w:r>
-            <w:r>
-              <w:t xml:space="preserve"> </w:t>
+              <w:t xml:space="preserve">The signal is receivable, but the jammer's interference is strong enough to </w:t>
             </w:r>
             <w:r>
               <w:t>overwhelm it (J/S ratio exceeds the threshold)</w:t>
@@ -447,13 +384,7 @@
     <w:p/>
     <w:p>
       <w:r>
-        <w:t>Note that when the signal is too weak, jamming success is also reported as zero — the jammer cannot disrupt a link</w:t>
-      </w:r>
-      <w:r>
-        <w:t xml:space="preserve"> </w:t>
-      </w:r>
-      <w:r>
-        <w:t>that was never viable in the first place.</w:t>
+        <w:t>Note that when the signal is too weak, jamming success is also reported as zero — the jammer cannot disrupt a link that was never viable in the first place.</w:t>
       </w:r>
     </w:p>
     <w:p>
@@ -497,13 +428,15 @@
         </w:numPr>
       </w:pPr>
       <w:r>
-        <w:t>The sensitivity value is not negative enough. If you entered, for example, −50 when the receiver is actually</w:t>
-      </w:r>
-      <w:r>
-        <w:t xml:space="preserve"> </w:t>
-      </w:r>
-      <w:r>
-        <w:t>capable of −95 dBm, the simulation will falsely conclude the link has failed. Double-check that the sensitivity</w:t>
+        <w:t xml:space="preserve">The sensitivity value is not negative enough. If you entered, for example, −50 when the receiver is </w:t>
+      </w:r>
+      <w:proofErr w:type="gramStart"/>
+      <w:r>
+        <w:t>actually capable</w:t>
+      </w:r>
+      <w:proofErr w:type="gramEnd"/>
+      <w:r>
+        <w:t xml:space="preserve"> of −95 dBm, the simulation will falsely conclude the link has failed. Double-check that the sensitivity</w:t>
       </w:r>
       <w:r>
         <w:t xml:space="preserve"> </w:t>
@@ -540,19 +473,7 @@
     </w:p>
     <w:p>
       <w:r>
-        <w:t>Every radio receiver generates a small amount of internal thermal noise, and the environment adds further noise</w:t>
-      </w:r>
-      <w:r>
-        <w:t xml:space="preserve"> </w:t>
-      </w:r>
-      <w:r>
-        <w:t>from atmospheric and man-made sources. The noise floor is the power level of this background noise — it sets the</w:t>
-      </w:r>
-      <w:r>
-        <w:t xml:space="preserve"> </w:t>
-      </w:r>
-      <w:r>
-        <w:t xml:space="preserve">  absolute lower limit below which no signal can ever be recovered, regardless of how sensitive the receiver is.</w:t>
+        <w:t>Every radio receiver generates a small amount of internal thermal noise, and the environment adds further noise from atmospheric and man-made sources. The noise floor is the power level of this background noise — it sets the   absolute lower limit below which no signal can ever be recovered, regardless of how sensitive the receiver is.</w:t>
       </w:r>
     </w:p>
     <w:p>
@@ -687,7 +608,15 @@
         <w:t xml:space="preserve"> </w:t>
       </w:r>
       <w:r>
-        <w:t>sensitivity in datasheets. As long as you use a realistic, datasheet-derived figure, the simulation will behave</w:t>
+        <w:t xml:space="preserve">sensitivity in datasheets. </w:t>
+      </w:r>
+      <w:proofErr w:type="gramStart"/>
+      <w:r>
+        <w:t>As long as</w:t>
+      </w:r>
+      <w:proofErr w:type="gramEnd"/>
+      <w:r>
+        <w:t xml:space="preserve"> you use a realistic, datasheet-derived figure, the simulation will behave</w:t>
       </w:r>
       <w:r>
         <w:t xml:space="preserve"> </w:t>
@@ -698,7 +627,15 @@
     </w:p>
     <w:p>
       <w:r>
-        <w:t xml:space="preserve">If you want the simulation to reflect noise floor effects more rigorously, the model would need to be extended with </w:t>
+        <w:t xml:space="preserve">If you want the simulation to reflect noise floor effects more rigorously, the model </w:t>
+      </w:r>
+      <w:proofErr w:type="gramStart"/>
+      <w:r>
+        <w:t>would</w:t>
+      </w:r>
+      <w:proofErr w:type="gramEnd"/>
+      <w:r>
+        <w:t xml:space="preserve"> need to be extended with </w:t>
       </w:r>
       <w:r>
         <w:t>r</w:t>
@@ -707,6 +644,367 @@
         <w:t>eceiver bandwidth and noise figure inputs, deriving the sensitivity threshold from those rather than accepting it   directly.</w:t>
       </w:r>
     </w:p>
+    <w:p>
+      <w:pPr>
+        <w:pStyle w:val="Heading3"/>
+      </w:pPr>
+      <w:r>
+        <w:t>Communication blocked (jammed)</w:t>
+      </w:r>
+    </w:p>
+    <w:p>
+      <w:r>
+        <w:t>This status appears on the geometry plot when the jammer has successfully disrupted communications. It means:</w:t>
+      </w:r>
+    </w:p>
+    <w:p>
+      <w:pPr>
+        <w:pStyle w:val="ListParagraph"/>
+        <w:numPr>
+          <w:ilvl w:val="0"/>
+          <w:numId w:val="7"/>
+        </w:numPr>
+      </w:pPr>
+      <w:r>
+        <w:t>The Tx signal was strong enough to reach the Rx (above receiver sensitivity)</w:t>
+      </w:r>
+    </w:p>
+    <w:p>
+      <w:pPr>
+        <w:pStyle w:val="ListParagraph"/>
+        <w:numPr>
+          <w:ilvl w:val="0"/>
+          <w:numId w:val="7"/>
+        </w:numPr>
+      </w:pPr>
+      <w:r>
+        <w:t>But the jammer signal overpowered it — the J/S ratio exceeded the threshold</w:t>
+      </w:r>
+      <w:r>
+        <w:t>.</w:t>
+      </w:r>
+    </w:p>
+    <w:p>
+      <w:r>
+        <w:t>This is distinct from "Communication blocked (signal too weak)", where the Tx signal couldn't reach the Rx</w:t>
+      </w:r>
+      <w:r>
+        <w:t xml:space="preserve"> </w:t>
+      </w:r>
+      <w:r>
+        <w:t>regardless of jamming.</w:t>
+      </w:r>
+    </w:p>
+    <w:p>
+      <w:r>
+        <w:t>The geometry plot annotates two link paths:</w:t>
+      </w:r>
+    </w:p>
+    <w:tbl>
+      <w:tblPr>
+        <w:tblStyle w:val="TableGrid"/>
+        <w:tblW w:w="0" w:type="auto"/>
+        <w:tblLook w:val="04A0" w:firstRow="1" w:lastRow="0" w:firstColumn="1" w:lastColumn="0" w:noHBand="0" w:noVBand="1"/>
+      </w:tblPr>
+      <w:tblGrid>
+        <w:gridCol w:w="2830"/>
+        <w:gridCol w:w="6186"/>
+      </w:tblGrid>
+      <w:tr>
+        <w:tc>
+          <w:tcPr>
+            <w:tcW w:w="2830" w:type="dxa"/>
+            <w:shd w:val="clear" w:color="auto" w:fill="D9D9D9" w:themeFill="background1" w:themeFillShade="D9"/>
+          </w:tcPr>
+          <w:p>
+            <w:pPr>
+              <w:rPr>
+                <w:b/>
+                <w:bCs/>
+              </w:rPr>
+            </w:pPr>
+            <w:r>
+              <w:rPr>
+                <w:b/>
+                <w:bCs/>
+              </w:rPr>
+              <w:t>Annotation</w:t>
+            </w:r>
+          </w:p>
+        </w:tc>
+        <w:tc>
+          <w:tcPr>
+            <w:tcW w:w="6186" w:type="dxa"/>
+            <w:shd w:val="clear" w:color="auto" w:fill="D9D9D9" w:themeFill="background1" w:themeFillShade="D9"/>
+          </w:tcPr>
+          <w:p>
+            <w:pPr>
+              <w:rPr>
+                <w:b/>
+                <w:bCs/>
+              </w:rPr>
+            </w:pPr>
+            <w:r>
+              <w:rPr>
+                <w:b/>
+                <w:bCs/>
+              </w:rPr>
+              <w:t>What it shows</w:t>
+            </w:r>
+          </w:p>
+        </w:tc>
+      </w:tr>
+      <w:tr>
+        <w:tc>
+          <w:tcPr>
+            <w:tcW w:w="2830" w:type="dxa"/>
+          </w:tcPr>
+          <w:p>
+            <w:r>
+              <w:t xml:space="preserve">Tx → Rx </w:t>
+            </w:r>
+            <w:proofErr w:type="spellStart"/>
+            <w:r>
+              <w:t>x.x</w:t>
+            </w:r>
+            <w:proofErr w:type="spellEnd"/>
+            <w:r>
+              <w:t xml:space="preserve"> dBm</w:t>
+            </w:r>
+          </w:p>
+        </w:tc>
+        <w:tc>
+          <w:tcPr>
+            <w:tcW w:w="6186" w:type="dxa"/>
+          </w:tcPr>
+          <w:p>
+            <w:r>
+              <w:t>Power received at Rx from the transmitter, calculated using Free Space Path Loss from the</w:t>
+            </w:r>
+            <w:r>
+              <w:t xml:space="preserve"> </w:t>
+            </w:r>
+            <w:r>
+              <w:t>Tx position</w:t>
+            </w:r>
+            <w:r>
+              <w:t>.</w:t>
+            </w:r>
+          </w:p>
+        </w:tc>
+      </w:tr>
+      <w:tr>
+        <w:tc>
+          <w:tcPr>
+            <w:tcW w:w="2830" w:type="dxa"/>
+          </w:tcPr>
+          <w:p>
+            <w:r>
+              <w:t xml:space="preserve">Jam → Rx </w:t>
+            </w:r>
+            <w:proofErr w:type="spellStart"/>
+            <w:r>
+              <w:t>x.x</w:t>
+            </w:r>
+            <w:proofErr w:type="spellEnd"/>
+            <w:r>
+              <w:t xml:space="preserve"> dBm</w:t>
+            </w:r>
+          </w:p>
+        </w:tc>
+        <w:tc>
+          <w:tcPr>
+            <w:tcW w:w="6186" w:type="dxa"/>
+          </w:tcPr>
+          <w:p>
+            <w:r>
+              <w:t>Power received at Rx from the jammer, calculated using Free Space Path Loss from the</w:t>
+            </w:r>
+            <w:r>
+              <w:t xml:space="preserve"> </w:t>
+            </w:r>
+            <w:r>
+              <w:t>jammer position</w:t>
+            </w:r>
+            <w:r>
+              <w:t>.</w:t>
+            </w:r>
+          </w:p>
+        </w:tc>
+      </w:tr>
+    </w:tbl>
+    <w:p/>
+    <w:p>
+      <w:r>
+        <w:t>Both use the same formula:</w:t>
+      </w:r>
+    </w:p>
+    <w:p>
+      <w:pPr>
+        <w:jc w:val="center"/>
+        <w:rPr>
+          <w:i/>
+          <w:iCs/>
+        </w:rPr>
+      </w:pPr>
+      <w:r>
+        <w:rPr>
+          <w:i/>
+          <w:iCs/>
+        </w:rPr>
+        <w:t>Received power (dBm) = Transmit power (dBm) − FSPL</w:t>
+      </w:r>
+    </w:p>
+    <w:p>
+      <w:r>
+        <w:t>where FSPL = 20·log₁₀(</w:t>
+      </w:r>
+      <w:proofErr w:type="spellStart"/>
+      <w:r>
+        <w:t>distance_km</w:t>
+      </w:r>
+      <w:proofErr w:type="spellEnd"/>
+      <w:r>
+        <w:t>) + 20·log₁₀(</w:t>
+      </w:r>
+      <w:proofErr w:type="spellStart"/>
+      <w:r>
+        <w:t>frequency_MHz</w:t>
+      </w:r>
+      <w:proofErr w:type="spellEnd"/>
+      <w:r>
+        <w:t>) + 32.44</w:t>
+      </w:r>
+    </w:p>
+    <w:p>
+      <w:r>
+        <w:t>The J/S ratio is simply:</w:t>
+      </w:r>
+    </w:p>
+    <w:p/>
+    <w:p>
+      <w:pPr>
+        <w:jc w:val="center"/>
+        <w:rPr>
+          <w:i/>
+          <w:iCs/>
+        </w:rPr>
+      </w:pPr>
+      <w:r>
+        <w:rPr>
+          <w:i/>
+          <w:iCs/>
+        </w:rPr>
+        <w:lastRenderedPageBreak/>
+        <w:t xml:space="preserve">J/S (dB) = </w:t>
+      </w:r>
+      <w:proofErr w:type="spellStart"/>
+      <w:r>
+        <w:rPr>
+          <w:i/>
+          <w:iCs/>
+        </w:rPr>
+        <w:t>Jam→Rx</w:t>
+      </w:r>
+      <w:proofErr w:type="spellEnd"/>
+      <w:r>
+        <w:rPr>
+          <w:i/>
+          <w:iCs/>
+        </w:rPr>
+        <w:t xml:space="preserve"> (dBm) − </w:t>
+      </w:r>
+      <w:proofErr w:type="spellStart"/>
+      <w:r>
+        <w:rPr>
+          <w:i/>
+          <w:iCs/>
+        </w:rPr>
+        <w:t>Tx→Rx</w:t>
+      </w:r>
+      <w:proofErr w:type="spellEnd"/>
+      <w:r>
+        <w:rPr>
+          <w:i/>
+          <w:iCs/>
+        </w:rPr>
+        <w:t xml:space="preserve"> (dBm)</w:t>
+      </w:r>
+    </w:p>
+    <w:p>
+      <w:r>
+        <w:t>When J/S exceeds the threshold, jamming is successful. So</w:t>
+      </w:r>
+      <w:r>
+        <w:t xml:space="preserve">, </w:t>
+      </w:r>
+      <w:r>
+        <w:t>the user can read directly from the two annotated dBm</w:t>
+      </w:r>
+      <w:r>
+        <w:t xml:space="preserve"> </w:t>
+      </w:r>
+      <w:r>
+        <w:t>values:</w:t>
+      </w:r>
+    </w:p>
+    <w:p>
+      <w:pPr>
+        <w:pStyle w:val="ListParagraph"/>
+        <w:numPr>
+          <w:ilvl w:val="0"/>
+          <w:numId w:val="8"/>
+        </w:numPr>
+      </w:pPr>
+      <w:r>
+        <w:t xml:space="preserve">If </w:t>
+      </w:r>
+      <w:proofErr w:type="spellStart"/>
+      <w:r>
+        <w:t>Jam→Rx</w:t>
+      </w:r>
+      <w:proofErr w:type="spellEnd"/>
+      <w:r>
+        <w:t xml:space="preserve"> dBm is significantly higher than </w:t>
+      </w:r>
+      <w:proofErr w:type="spellStart"/>
+      <w:r>
+        <w:t>Tx→Rx</w:t>
+      </w:r>
+      <w:proofErr w:type="spellEnd"/>
+      <w:r>
+        <w:t xml:space="preserve"> dBm, the jammer is winning — the J/S is positive and large.</w:t>
+      </w:r>
+    </w:p>
+    <w:p>
+      <w:pPr>
+        <w:pStyle w:val="ListParagraph"/>
+        <w:numPr>
+          <w:ilvl w:val="0"/>
+          <w:numId w:val="8"/>
+        </w:numPr>
+      </w:pPr>
+      <w:r>
+        <w:t xml:space="preserve">The larger the gap between </w:t>
+      </w:r>
+      <w:proofErr w:type="spellStart"/>
+      <w:r>
+        <w:t>Jam→Rx</w:t>
+      </w:r>
+      <w:proofErr w:type="spellEnd"/>
+      <w:r>
+        <w:t xml:space="preserve"> and </w:t>
+      </w:r>
+      <w:proofErr w:type="spellStart"/>
+      <w:r>
+        <w:t>Tx→Rx</w:t>
+      </w:r>
+      <w:proofErr w:type="spellEnd"/>
+      <w:r>
+        <w:t>, the more effective the jamming.</w:t>
+      </w:r>
+    </w:p>
+    <w:p/>
     <w:sectPr>
       <w:pgSz w:w="11906" w:h="16838"/>
       <w:pgMar w:top="1440" w:right="1440" w:bottom="1440" w:left="1440" w:header="708" w:footer="708" w:gutter="0"/>
@@ -833,6 +1131,119 @@
     </w:lvl>
   </w:abstractNum>
   <w:abstractNum w:abstractNumId="1" w15:restartNumberingAfterBreak="0">
+    <w:nsid w:val="09AF27C4"/>
+    <w:multiLevelType w:val="hybridMultilevel"/>
+    <w:tmpl w:val="8BA8323E"/>
+    <w:lvl w:ilvl="0" w:tplc="08090001">
+      <w:start w:val="1"/>
+      <w:numFmt w:val="bullet"/>
+      <w:lvlText w:val=""/>
+      <w:lvlJc w:val="left"/>
+      <w:pPr>
+        <w:ind w:left="720" w:hanging="360"/>
+      </w:pPr>
+      <w:rPr>
+        <w:rFonts w:ascii="Symbol" w:hAnsi="Symbol" w:hint="default"/>
+      </w:rPr>
+    </w:lvl>
+    <w:lvl w:ilvl="1" w:tplc="08090003" w:tentative="1">
+      <w:start w:val="1"/>
+      <w:numFmt w:val="bullet"/>
+      <w:lvlText w:val="o"/>
+      <w:lvlJc w:val="left"/>
+      <w:pPr>
+        <w:ind w:left="1440" w:hanging="360"/>
+      </w:pPr>
+      <w:rPr>
+        <w:rFonts w:ascii="Courier New" w:hAnsi="Courier New" w:cs="Courier New" w:hint="default"/>
+      </w:rPr>
+    </w:lvl>
+    <w:lvl w:ilvl="2" w:tplc="08090005" w:tentative="1">
+      <w:start w:val="1"/>
+      <w:numFmt w:val="bullet"/>
+      <w:lvlText w:val=""/>
+      <w:lvlJc w:val="left"/>
+      <w:pPr>
+        <w:ind w:left="2160" w:hanging="360"/>
+      </w:pPr>
+      <w:rPr>
+        <w:rFonts w:ascii="Wingdings" w:hAnsi="Wingdings" w:hint="default"/>
+      </w:rPr>
+    </w:lvl>
+    <w:lvl w:ilvl="3" w:tplc="08090001" w:tentative="1">
+      <w:start w:val="1"/>
+      <w:numFmt w:val="bullet"/>
+      <w:lvlText w:val=""/>
+      <w:lvlJc w:val="left"/>
+      <w:pPr>
+        <w:ind w:left="2880" w:hanging="360"/>
+      </w:pPr>
+      <w:rPr>
+        <w:rFonts w:ascii="Symbol" w:hAnsi="Symbol" w:hint="default"/>
+      </w:rPr>
+    </w:lvl>
+    <w:lvl w:ilvl="4" w:tplc="08090003" w:tentative="1">
+      <w:start w:val="1"/>
+      <w:numFmt w:val="bullet"/>
+      <w:lvlText w:val="o"/>
+      <w:lvlJc w:val="left"/>
+      <w:pPr>
+        <w:ind w:left="3600" w:hanging="360"/>
+      </w:pPr>
+      <w:rPr>
+        <w:rFonts w:ascii="Courier New" w:hAnsi="Courier New" w:cs="Courier New" w:hint="default"/>
+      </w:rPr>
+    </w:lvl>
+    <w:lvl w:ilvl="5" w:tplc="08090005" w:tentative="1">
+      <w:start w:val="1"/>
+      <w:numFmt w:val="bullet"/>
+      <w:lvlText w:val=""/>
+      <w:lvlJc w:val="left"/>
+      <w:pPr>
+        <w:ind w:left="4320" w:hanging="360"/>
+      </w:pPr>
+      <w:rPr>
+        <w:rFonts w:ascii="Wingdings" w:hAnsi="Wingdings" w:hint="default"/>
+      </w:rPr>
+    </w:lvl>
+    <w:lvl w:ilvl="6" w:tplc="08090001" w:tentative="1">
+      <w:start w:val="1"/>
+      <w:numFmt w:val="bullet"/>
+      <w:lvlText w:val=""/>
+      <w:lvlJc w:val="left"/>
+      <w:pPr>
+        <w:ind w:left="5040" w:hanging="360"/>
+      </w:pPr>
+      <w:rPr>
+        <w:rFonts w:ascii="Symbol" w:hAnsi="Symbol" w:hint="default"/>
+      </w:rPr>
+    </w:lvl>
+    <w:lvl w:ilvl="7" w:tplc="08090003" w:tentative="1">
+      <w:start w:val="1"/>
+      <w:numFmt w:val="bullet"/>
+      <w:lvlText w:val="o"/>
+      <w:lvlJc w:val="left"/>
+      <w:pPr>
+        <w:ind w:left="5760" w:hanging="360"/>
+      </w:pPr>
+      <w:rPr>
+        <w:rFonts w:ascii="Courier New" w:hAnsi="Courier New" w:cs="Courier New" w:hint="default"/>
+      </w:rPr>
+    </w:lvl>
+    <w:lvl w:ilvl="8" w:tplc="08090005" w:tentative="1">
+      <w:start w:val="1"/>
+      <w:numFmt w:val="bullet"/>
+      <w:lvlText w:val=""/>
+      <w:lvlJc w:val="left"/>
+      <w:pPr>
+        <w:ind w:left="6480" w:hanging="360"/>
+      </w:pPr>
+      <w:rPr>
+        <w:rFonts w:ascii="Wingdings" w:hAnsi="Wingdings" w:hint="default"/>
+      </w:rPr>
+    </w:lvl>
+  </w:abstractNum>
+  <w:abstractNum w:abstractNumId="2" w15:restartNumberingAfterBreak="0">
     <w:nsid w:val="152A2D52"/>
     <w:multiLevelType w:val="hybridMultilevel"/>
     <w:tmpl w:val="CDFA9E1A"/>
@@ -945,7 +1356,7 @@
       </w:rPr>
     </w:lvl>
   </w:abstractNum>
-  <w:abstractNum w:abstractNumId="2" w15:restartNumberingAfterBreak="0">
+  <w:abstractNum w:abstractNumId="3" w15:restartNumberingAfterBreak="0">
     <w:nsid w:val="476D5C1E"/>
     <w:multiLevelType w:val="hybridMultilevel"/>
     <w:tmpl w:val="82BE599C"/>
@@ -1057,7 +1468,7 @@
       </w:rPr>
     </w:lvl>
   </w:abstractNum>
-  <w:abstractNum w:abstractNumId="3" w15:restartNumberingAfterBreak="0">
+  <w:abstractNum w:abstractNumId="4" w15:restartNumberingAfterBreak="0">
     <w:nsid w:val="52AC5C01"/>
     <w:multiLevelType w:val="hybridMultilevel"/>
     <w:tmpl w:val="BAC494FC"/>
@@ -1170,7 +1581,120 @@
       </w:rPr>
     </w:lvl>
   </w:abstractNum>
-  <w:abstractNum w:abstractNumId="4" w15:restartNumberingAfterBreak="0">
+  <w:abstractNum w:abstractNumId="5" w15:restartNumberingAfterBreak="0">
+    <w:nsid w:val="74650E58"/>
+    <w:multiLevelType w:val="hybridMultilevel"/>
+    <w:tmpl w:val="001A591C"/>
+    <w:lvl w:ilvl="0" w:tplc="08090001">
+      <w:start w:val="1"/>
+      <w:numFmt w:val="bullet"/>
+      <w:lvlText w:val=""/>
+      <w:lvlJc w:val="left"/>
+      <w:pPr>
+        <w:ind w:left="720" w:hanging="360"/>
+      </w:pPr>
+      <w:rPr>
+        <w:rFonts w:ascii="Symbol" w:hAnsi="Symbol" w:hint="default"/>
+      </w:rPr>
+    </w:lvl>
+    <w:lvl w:ilvl="1" w:tplc="08090003" w:tentative="1">
+      <w:start w:val="1"/>
+      <w:numFmt w:val="bullet"/>
+      <w:lvlText w:val="o"/>
+      <w:lvlJc w:val="left"/>
+      <w:pPr>
+        <w:ind w:left="1440" w:hanging="360"/>
+      </w:pPr>
+      <w:rPr>
+        <w:rFonts w:ascii="Courier New" w:hAnsi="Courier New" w:cs="Courier New" w:hint="default"/>
+      </w:rPr>
+    </w:lvl>
+    <w:lvl w:ilvl="2" w:tplc="08090005" w:tentative="1">
+      <w:start w:val="1"/>
+      <w:numFmt w:val="bullet"/>
+      <w:lvlText w:val=""/>
+      <w:lvlJc w:val="left"/>
+      <w:pPr>
+        <w:ind w:left="2160" w:hanging="360"/>
+      </w:pPr>
+      <w:rPr>
+        <w:rFonts w:ascii="Wingdings" w:hAnsi="Wingdings" w:hint="default"/>
+      </w:rPr>
+    </w:lvl>
+    <w:lvl w:ilvl="3" w:tplc="08090001" w:tentative="1">
+      <w:start w:val="1"/>
+      <w:numFmt w:val="bullet"/>
+      <w:lvlText w:val=""/>
+      <w:lvlJc w:val="left"/>
+      <w:pPr>
+        <w:ind w:left="2880" w:hanging="360"/>
+      </w:pPr>
+      <w:rPr>
+        <w:rFonts w:ascii="Symbol" w:hAnsi="Symbol" w:hint="default"/>
+      </w:rPr>
+    </w:lvl>
+    <w:lvl w:ilvl="4" w:tplc="08090003" w:tentative="1">
+      <w:start w:val="1"/>
+      <w:numFmt w:val="bullet"/>
+      <w:lvlText w:val="o"/>
+      <w:lvlJc w:val="left"/>
+      <w:pPr>
+        <w:ind w:left="3600" w:hanging="360"/>
+      </w:pPr>
+      <w:rPr>
+        <w:rFonts w:ascii="Courier New" w:hAnsi="Courier New" w:cs="Courier New" w:hint="default"/>
+      </w:rPr>
+    </w:lvl>
+    <w:lvl w:ilvl="5" w:tplc="08090005" w:tentative="1">
+      <w:start w:val="1"/>
+      <w:numFmt w:val="bullet"/>
+      <w:lvlText w:val=""/>
+      <w:lvlJc w:val="left"/>
+      <w:pPr>
+        <w:ind w:left="4320" w:hanging="360"/>
+      </w:pPr>
+      <w:rPr>
+        <w:rFonts w:ascii="Wingdings" w:hAnsi="Wingdings" w:hint="default"/>
+      </w:rPr>
+    </w:lvl>
+    <w:lvl w:ilvl="6" w:tplc="08090001" w:tentative="1">
+      <w:start w:val="1"/>
+      <w:numFmt w:val="bullet"/>
+      <w:lvlText w:val=""/>
+      <w:lvlJc w:val="left"/>
+      <w:pPr>
+        <w:ind w:left="5040" w:hanging="360"/>
+      </w:pPr>
+      <w:rPr>
+        <w:rFonts w:ascii="Symbol" w:hAnsi="Symbol" w:hint="default"/>
+      </w:rPr>
+    </w:lvl>
+    <w:lvl w:ilvl="7" w:tplc="08090003" w:tentative="1">
+      <w:start w:val="1"/>
+      <w:numFmt w:val="bullet"/>
+      <w:lvlText w:val="o"/>
+      <w:lvlJc w:val="left"/>
+      <w:pPr>
+        <w:ind w:left="5760" w:hanging="360"/>
+      </w:pPr>
+      <w:rPr>
+        <w:rFonts w:ascii="Courier New" w:hAnsi="Courier New" w:cs="Courier New" w:hint="default"/>
+      </w:rPr>
+    </w:lvl>
+    <w:lvl w:ilvl="8" w:tplc="08090005" w:tentative="1">
+      <w:start w:val="1"/>
+      <w:numFmt w:val="bullet"/>
+      <w:lvlText w:val=""/>
+      <w:lvlJc w:val="left"/>
+      <w:pPr>
+        <w:ind w:left="6480" w:hanging="360"/>
+      </w:pPr>
+      <w:rPr>
+        <w:rFonts w:ascii="Wingdings" w:hAnsi="Wingdings" w:hint="default"/>
+      </w:rPr>
+    </w:lvl>
+  </w:abstractNum>
+  <w:abstractNum w:abstractNumId="6" w15:restartNumberingAfterBreak="0">
     <w:nsid w:val="796D0B5E"/>
     <w:multiLevelType w:val="hybridMultilevel"/>
     <w:tmpl w:val="7A92A78C"/>
@@ -1256,7 +1780,7 @@
       </w:pPr>
     </w:lvl>
   </w:abstractNum>
-  <w:abstractNum w:abstractNumId="5" w15:restartNumberingAfterBreak="0">
+  <w:abstractNum w:abstractNumId="7" w15:restartNumberingAfterBreak="0">
     <w:nsid w:val="7FE67D45"/>
     <w:multiLevelType w:val="hybridMultilevel"/>
     <w:tmpl w:val="17F224F4"/>
@@ -1369,21 +1893,27 @@
     </w:lvl>
   </w:abstractNum>
   <w:num w:numId="1" w16cid:durableId="1354652199">
-    <w:abstractNumId w:val="3"/>
+    <w:abstractNumId w:val="4"/>
   </w:num>
   <w:num w:numId="2" w16cid:durableId="1363286630">
-    <w:abstractNumId w:val="4"/>
+    <w:abstractNumId w:val="6"/>
   </w:num>
   <w:num w:numId="3" w16cid:durableId="438532377">
     <w:abstractNumId w:val="0"/>
   </w:num>
   <w:num w:numId="4" w16cid:durableId="91247567">
+    <w:abstractNumId w:val="7"/>
+  </w:num>
+  <w:num w:numId="5" w16cid:durableId="2072803491">
+    <w:abstractNumId w:val="3"/>
+  </w:num>
+  <w:num w:numId="6" w16cid:durableId="1559971780">
+    <w:abstractNumId w:val="2"/>
+  </w:num>
+  <w:num w:numId="7" w16cid:durableId="299268527">
     <w:abstractNumId w:val="5"/>
   </w:num>
-  <w:num w:numId="5" w16cid:durableId="2072803491">
-    <w:abstractNumId w:val="2"/>
-  </w:num>
-  <w:num w:numId="6" w16cid:durableId="1559971780">
+  <w:num w:numId="8" w16cid:durableId="1933737615">
     <w:abstractNumId w:val="1"/>
   </w:num>
 </w:numbering>
@@ -1990,6 +2520,7 @@
   <w:style w:type="character" w:default="1" w:styleId="DefaultParagraphFont">
     <w:name w:val="Default Paragraph Font"/>
     <w:uiPriority w:val="1"/>
+    <w:semiHidden/>
     <w:unhideWhenUsed/>
   </w:style>
   <w:style w:type="table" w:default="1" w:styleId="TableNormal">

--- a/JARS_User_guide.docx
+++ b/JARS_User_guide.docx
@@ -10,6 +10,7 @@
         <w:t>User guide</w:t>
       </w:r>
     </w:p>
+    <w:p/>
     <w:p>
       <w:pPr>
         <w:pStyle w:val="Heading2"/>
@@ -255,12 +256,15 @@
     </w:p>
     <w:p>
       <w:r>
-        <w:t>The simulation calculates the received signal power using the Free Space Path Loss (FSPL) formula, which accounts for the distance between transmitter and receiver and the operating frequency. If the result falls below the sensitivity value you entered, the receiver cannot "hear" the transmitter.</w:t>
-      </w:r>
-    </w:p>
-    <w:p>
+        <w:t xml:space="preserve">The simulation calculates the received signal power using the Free Space Path Loss (FSPL) formula, which accounts for the distance between transmitter and receiver and </w:t>
+      </w:r>
       <w:r>
         <w:lastRenderedPageBreak/>
+        <w:t>the operating frequency. If the result falls below the sensitivity value you entered, the receiver cannot "hear" the transmitter.</w:t>
+      </w:r>
+    </w:p>
+    <w:p>
+      <w:r>
         <w:t>This is distinct from being jammed. The two failure modes are:</w:t>
       </w:r>
     </w:p>
@@ -512,6 +516,7 @@
         <w:pStyle w:val="Heading3"/>
       </w:pPr>
       <w:r>
+        <w:lastRenderedPageBreak/>
         <w:t>How JARS handles this</w:t>
       </w:r>
     </w:p>
@@ -540,7 +545,6 @@
     </w:p>
     <w:p>
       <w:r>
-        <w:lastRenderedPageBreak/>
         <w:t>This means:</w:t>
       </w:r>
     </w:p>
@@ -678,21 +682,12 @@
         </w:numPr>
       </w:pPr>
       <w:r>
-        <w:t>But the jammer signal overpowered it — the J/S ratio exceeded the threshold</w:t>
-      </w:r>
-      <w:r>
-        <w:t>.</w:t>
-      </w:r>
-    </w:p>
-    <w:p>
-      <w:r>
-        <w:t>This is distinct from "Communication blocked (signal too weak)", where the Tx signal couldn't reach the Rx</w:t>
-      </w:r>
-      <w:r>
-        <w:t xml:space="preserve"> </w:t>
-      </w:r>
-      <w:r>
-        <w:t>regardless of jamming.</w:t>
+        <w:t>But the jammer signal overpowered it — the J/S ratio exceeded the threshold.</w:t>
+      </w:r>
+    </w:p>
+    <w:p>
+      <w:r>
+        <w:t>This is distinct from "Communication blocked (signal too weak)", where the Tx signal couldn't reach the Rx regardless of jamming.</w:t>
       </w:r>
     </w:p>
     <w:p>
@@ -779,16 +774,7 @@
           </w:tcPr>
           <w:p>
             <w:r>
-              <w:t>Power received at Rx from the transmitter, calculated using Free Space Path Loss from the</w:t>
-            </w:r>
-            <w:r>
-              <w:t xml:space="preserve"> </w:t>
-            </w:r>
-            <w:r>
-              <w:t>Tx position</w:t>
-            </w:r>
-            <w:r>
-              <w:t>.</w:t>
+              <w:t>Power received at Rx from the transmitter, calculated using Free Space Path Loss from the Tx position.</w:t>
             </w:r>
           </w:p>
         </w:tc>
@@ -818,16 +804,7 @@
           </w:tcPr>
           <w:p>
             <w:r>
-              <w:t>Power received at Rx from the jammer, calculated using Free Space Path Loss from the</w:t>
-            </w:r>
-            <w:r>
-              <w:t xml:space="preserve"> </w:t>
-            </w:r>
-            <w:r>
-              <w:t>jammer position</w:t>
-            </w:r>
-            <w:r>
-              <w:t>.</w:t>
+              <w:t>Power received at Rx from the jammer, calculated using Free Space Path Loss from the jammer position.</w:t>
             </w:r>
           </w:p>
         </w:tc>
@@ -857,6 +834,7 @@
     </w:p>
     <w:p>
       <w:r>
+        <w:lastRenderedPageBreak/>
         <w:t>where FSPL = 20·log₁₀(</w:t>
       </w:r>
       <w:proofErr w:type="spellStart"/>
@@ -895,7 +873,6 @@
           <w:i/>
           <w:iCs/>
         </w:rPr>
-        <w:lastRenderedPageBreak/>
         <w:t xml:space="preserve">J/S (dB) = </w:t>
       </w:r>
       <w:proofErr w:type="spellStart"/>
@@ -933,19 +910,7 @@
     </w:p>
     <w:p>
       <w:r>
-        <w:t>When J/S exceeds the threshold, jamming is successful. So</w:t>
-      </w:r>
-      <w:r>
-        <w:t xml:space="preserve">, </w:t>
-      </w:r>
-      <w:r>
-        <w:t>the user can read directly from the two annotated dBm</w:t>
-      </w:r>
-      <w:r>
-        <w:t xml:space="preserve"> </w:t>
-      </w:r>
-      <w:r>
-        <w:t>values:</w:t>
+        <w:t>When J/S exceeds the threshold, jamming is successful. So, the user can read directly from the two annotated dBm values:</w:t>
       </w:r>
     </w:p>
     <w:p>
@@ -983,6 +948,9 @@
           <w:ilvl w:val="0"/>
           <w:numId w:val="8"/>
         </w:numPr>
+        <w:pBdr>
+          <w:bottom w:val="single" w:sz="6" w:space="1" w:color="auto"/>
+        </w:pBdr>
       </w:pPr>
       <w:r>
         <w:t xml:space="preserve">The larger the gap between </w:t>
@@ -1002,6 +970,602 @@
       <w:proofErr w:type="spellEnd"/>
       <w:r>
         <w:t>, the more effective the jamming.</w:t>
+      </w:r>
+    </w:p>
+    <w:p>
+      <w:pPr>
+        <w:pStyle w:val="Heading2"/>
+      </w:pPr>
+      <w:r>
+        <w:t>Dev notes</w:t>
+      </w:r>
+    </w:p>
+    <w:p>
+      <w:r>
+        <w:t xml:space="preserve">How appropriate is it to use a normal distribution for jammer power and for x, y and z </w:t>
+      </w:r>
+      <w:r>
+        <w:t>coordinates</w:t>
+      </w:r>
+      <w:r>
+        <w:t xml:space="preserve"> for jammer</w:t>
+      </w:r>
+      <w:r>
+        <w:t xml:space="preserve"> </w:t>
+      </w:r>
+      <w:r>
+        <w:t>position?</w:t>
+      </w:r>
+    </w:p>
+    <w:p>
+      <w:r>
+        <w:t>This is a good question to examine carefully. The answer differs between power and position.</w:t>
+      </w:r>
+    </w:p>
+    <w:p>
+      <w:pPr>
+        <w:pStyle w:val="Heading3"/>
+      </w:pPr>
+      <w:r>
+        <w:t xml:space="preserve">Jammer Power — </w:t>
+      </w:r>
+      <w:r>
+        <w:rPr>
+          <w:i/>
+          <w:iCs/>
+        </w:rPr>
+        <w:t>N</w:t>
+      </w:r>
+      <w:r>
+        <w:rPr>
+          <w:i/>
+          <w:iCs/>
+        </w:rPr>
+        <w:t>ormal</w:t>
+      </w:r>
+      <w:r>
+        <w:t xml:space="preserve"> in dBm  </w:t>
+      </w:r>
+    </w:p>
+    <w:p>
+      <w:r>
+        <w:rPr>
+          <w:b/>
+          <w:bCs/>
+        </w:rPr>
+        <w:t>Why it's a reasonable choice</w:t>
+      </w:r>
+      <w:r>
+        <w:rPr>
+          <w:b/>
+          <w:bCs/>
+        </w:rPr>
+        <w:t>:</w:t>
+      </w:r>
+      <w:r>
+        <w:t xml:space="preserve"> </w:t>
+      </w:r>
+      <w:r>
+        <w:t>Power in dBm is already on a log scale. A normal distribution in dBm is equivalent to a log-normal distribution in   linear power (watts). Log-normal is well-justified for RF power uncertainty because real-world power variation</w:t>
+      </w:r>
+      <w:r>
+        <w:t xml:space="preserve"> </w:t>
+      </w:r>
+      <w:r>
+        <w:t xml:space="preserve">typically arises from multiplicative effects — component tolerances, cable losses, gain variations — which become    additive in dB space. </w:t>
+      </w:r>
+      <w:r>
+        <w:t>So,</w:t>
+      </w:r>
+      <w:r>
+        <w:t xml:space="preserve"> the current model is more physically grounded than it might first appear.                 </w:t>
+      </w:r>
+    </w:p>
+    <w:p>
+      <w:pPr>
+        <w:rPr>
+          <w:b/>
+          <w:bCs/>
+        </w:rPr>
+      </w:pPr>
+      <w:r>
+        <w:rPr>
+          <w:b/>
+          <w:bCs/>
+        </w:rPr>
+        <w:t>Where it falls short</w:t>
+      </w:r>
+      <w:r>
+        <w:rPr>
+          <w:b/>
+          <w:bCs/>
+        </w:rPr>
+        <w:t>:</w:t>
+      </w:r>
+    </w:p>
+    <w:p>
+      <w:pPr>
+        <w:pStyle w:val="ListParagraph"/>
+        <w:numPr>
+          <w:ilvl w:val="0"/>
+          <w:numId w:val="9"/>
+        </w:numPr>
+      </w:pPr>
+      <w:r>
+        <w:t>Unbounded: a normal distribution allows the jammer to produce arbitrarily low or arbitrarily high power,</w:t>
+      </w:r>
+      <w:r>
+        <w:t xml:space="preserve"> </w:t>
+      </w:r>
+      <w:r>
+        <w:t>including values below its minimum operating level or above its rated maximum. For small std values this rarely      matters in practice, but it's physically incorrect.</w:t>
+      </w:r>
+    </w:p>
+    <w:p>
+      <w:pPr>
+        <w:pStyle w:val="ListParagraph"/>
+        <w:numPr>
+          <w:ilvl w:val="0"/>
+          <w:numId w:val="9"/>
+        </w:numPr>
+      </w:pPr>
+      <w:r>
+        <w:t>Assumes symmetric uncertainty: in reality, a jammer running near its rated maximum can't exceed it, creating a     hard upper bound that the normal distribution doesn't respect.</w:t>
+      </w:r>
+    </w:p>
+    <w:p>
+      <w:r>
+        <w:rPr>
+          <w:b/>
+          <w:bCs/>
+        </w:rPr>
+        <w:t>Better alternative:</w:t>
+      </w:r>
+      <w:r>
+        <w:t xml:space="preserve"> A truncated normal bounded by the jammer's minimum and maximum power ratings would be more</w:t>
+      </w:r>
+      <w:r>
+        <w:t xml:space="preserve"> </w:t>
+      </w:r>
+      <w:r>
+        <w:t xml:space="preserve">  physically correct. For most practical std values, the difference is small — but it becomes significant if the std   is large relative to the distance from the bounds.</w:t>
+      </w:r>
+    </w:p>
+    <w:p>
+      <w:r>
+        <w:t xml:space="preserve">                                                                                                                       ---</w:t>
+      </w:r>
+    </w:p>
+    <w:p>
+      <w:pPr>
+        <w:pStyle w:val="Heading3"/>
+      </w:pPr>
+      <w:r>
+        <w:lastRenderedPageBreak/>
+        <w:t>Jammer Position — independent normals in x, y, z</w:t>
+      </w:r>
+    </w:p>
+    <w:p>
+      <w:r>
+        <w:t>This is where the assumptions are more questionable.</w:t>
+      </w:r>
+    </w:p>
+    <w:p>
+      <w:r>
+        <w:t>Independence of x, y, z:</w:t>
+      </w:r>
+      <w:r>
+        <w:t xml:space="preserve"> </w:t>
+      </w:r>
+      <w:r>
+        <w:t xml:space="preserve">The model treats the three coordinates as completely </w:t>
+      </w:r>
+      <w:r>
+        <w:t>i</w:t>
+      </w:r>
+      <w:r>
+        <w:t>ndependent. This is only valid if position uncertainty is</w:t>
+      </w:r>
+      <w:r>
+        <w:t xml:space="preserve"> </w:t>
+      </w:r>
+      <w:r>
+        <w:t xml:space="preserve">aligned with the coordinate axes. In </w:t>
+      </w:r>
+      <w:r>
+        <w:t>practice:</w:t>
+      </w:r>
+    </w:p>
+    <w:p>
+      <w:pPr>
+        <w:pStyle w:val="ListParagraph"/>
+        <w:numPr>
+          <w:ilvl w:val="0"/>
+          <w:numId w:val="10"/>
+        </w:numPr>
+      </w:pPr>
+      <w:r>
+        <w:t>A jammer operating from a vehicle follows roads — uncertainty is primarily along the road direction, not</w:t>
+      </w:r>
+      <w:r>
+        <w:t xml:space="preserve"> </w:t>
+      </w:r>
+      <w:r>
+        <w:t>axis-aligned</w:t>
+      </w:r>
+      <w:r>
+        <w:t>.</w:t>
+      </w:r>
+    </w:p>
+    <w:p>
+      <w:pPr>
+        <w:pStyle w:val="ListParagraph"/>
+        <w:numPr>
+          <w:ilvl w:val="0"/>
+          <w:numId w:val="10"/>
+        </w:numPr>
+      </w:pPr>
+      <w:r>
+        <w:t xml:space="preserve">A </w:t>
+      </w:r>
+      <w:r>
+        <w:t>jammer at a known observation post has correlated positional uncertainty based on terrain</w:t>
+      </w:r>
+      <w:r>
+        <w:t>.</w:t>
+      </w:r>
+    </w:p>
+    <w:p>
+      <w:pPr>
+        <w:pStyle w:val="ListParagraph"/>
+        <w:numPr>
+          <w:ilvl w:val="0"/>
+          <w:numId w:val="10"/>
+        </w:numPr>
+      </w:pPr>
+      <w:r>
+        <w:t>Modelling these correctly requires a multivariate normal with a covariance matrix, or a different distribution</w:t>
+      </w:r>
+      <w:r>
+        <w:t xml:space="preserve"> </w:t>
+      </w:r>
+      <w:r>
+        <w:t>entirely</w:t>
+      </w:r>
+      <w:r>
+        <w:t>.</w:t>
+      </w:r>
+    </w:p>
+    <w:p>
+      <w:r>
+        <w:t>The z-coordinate is particularly problematic</w:t>
+      </w:r>
+      <w:r>
+        <w:t>.  F</w:t>
+      </w:r>
+      <w:r>
+        <w:t>or a ground-based jammer, altitude is tightly constrained by terrain. A normal distribution centred at z=0 with a   std of, say, 20m will regularly sample negative z values — placing the jammer underground. For an airborne</w:t>
+      </w:r>
+      <w:r>
+        <w:t xml:space="preserve"> </w:t>
+      </w:r>
+      <w:r>
+        <w:t>platform, altitude uncertainty has a very different character (constrained by flight level, terrain avoidance).</w:t>
+      </w:r>
+    </w:p>
+    <w:p>
+      <w:pPr>
+        <w:pStyle w:val="Heading3"/>
+      </w:pPr>
+      <w:r>
+        <w:t>Operational vs. measurement uncertainty</w:t>
+      </w:r>
+    </w:p>
+    <w:p>
+      <w:r>
+        <w:t>The normal distribution is a reasonable model for measurement uncertainty — where you know roughly where the jammer</w:t>
+      </w:r>
+      <w:r>
+        <w:t xml:space="preserve"> </w:t>
+      </w:r>
+      <w:r>
+        <w:t xml:space="preserve">is but have imprecise GPS or intelligence. It is a poor model for operational uncertainty — where you're </w:t>
+      </w:r>
+      <w:r>
+        <w:t xml:space="preserve">asking, </w:t>
+      </w:r>
+      <w:r>
+        <w:t>"</w:t>
+      </w:r>
+      <w:r>
+        <w:t>W</w:t>
+      </w:r>
+      <w:r>
+        <w:t>here might the jammer choose to deploy within a patrol area?" In that case, a uniform distribution over a</w:t>
+      </w:r>
+      <w:r>
+        <w:t xml:space="preserve"> </w:t>
+      </w:r>
+      <w:r>
+        <w:t>geographic area is more appropriate, since all accessible points within the area are roughly equally plausible.</w:t>
+      </w:r>
+    </w:p>
+    <w:p>
+      <w:pPr>
+        <w:pStyle w:val="Heading3"/>
+      </w:pPr>
+      <w:r>
+        <w:t>Summary</w:t>
+      </w:r>
+    </w:p>
+    <w:tbl>
+      <w:tblPr>
+        <w:tblStyle w:val="TableGrid"/>
+        <w:tblW w:w="0" w:type="auto"/>
+        <w:tblLook w:val="04A0" w:firstRow="1" w:lastRow="0" w:firstColumn="1" w:lastColumn="0" w:noHBand="0" w:noVBand="1"/>
+      </w:tblPr>
+      <w:tblGrid>
+        <w:gridCol w:w="2782"/>
+        <w:gridCol w:w="2106"/>
+        <w:gridCol w:w="2064"/>
+        <w:gridCol w:w="2064"/>
+      </w:tblGrid>
+      <w:tr>
+        <w:tc>
+          <w:tcPr>
+            <w:tcW w:w="2782" w:type="dxa"/>
+            <w:shd w:val="clear" w:color="auto" w:fill="D9D9D9" w:themeFill="background1" w:themeFillShade="D9"/>
+          </w:tcPr>
+          <w:p>
+            <w:pPr>
+              <w:rPr>
+                <w:b/>
+                <w:bCs/>
+              </w:rPr>
+            </w:pPr>
+            <w:r>
+              <w:rPr>
+                <w:b/>
+                <w:bCs/>
+              </w:rPr>
+              <w:t>Parameter</w:t>
+            </w:r>
+          </w:p>
+        </w:tc>
+        <w:tc>
+          <w:tcPr>
+            <w:tcW w:w="2106" w:type="dxa"/>
+            <w:shd w:val="clear" w:color="auto" w:fill="D9D9D9" w:themeFill="background1" w:themeFillShade="D9"/>
+          </w:tcPr>
+          <w:p>
+            <w:pPr>
+              <w:rPr>
+                <w:b/>
+                <w:bCs/>
+              </w:rPr>
+            </w:pPr>
+            <w:r>
+              <w:rPr>
+                <w:b/>
+                <w:bCs/>
+              </w:rPr>
+              <w:t>Normal appropriate</w:t>
+            </w:r>
+          </w:p>
+        </w:tc>
+        <w:tc>
+          <w:tcPr>
+            <w:tcW w:w="2064" w:type="dxa"/>
+            <w:shd w:val="clear" w:color="auto" w:fill="D9D9D9" w:themeFill="background1" w:themeFillShade="D9"/>
+          </w:tcPr>
+          <w:p>
+            <w:pPr>
+              <w:rPr>
+                <w:b/>
+                <w:bCs/>
+              </w:rPr>
+            </w:pPr>
+            <w:r>
+              <w:rPr>
+                <w:b/>
+                <w:bCs/>
+              </w:rPr>
+              <w:t>Key limitation</w:t>
+            </w:r>
+          </w:p>
+        </w:tc>
+        <w:tc>
+          <w:tcPr>
+            <w:tcW w:w="2064" w:type="dxa"/>
+            <w:shd w:val="clear" w:color="auto" w:fill="D9D9D9" w:themeFill="background1" w:themeFillShade="D9"/>
+          </w:tcPr>
+          <w:p>
+            <w:pPr>
+              <w:rPr>
+                <w:b/>
+                <w:bCs/>
+              </w:rPr>
+            </w:pPr>
+            <w:r>
+              <w:rPr>
+                <w:b/>
+                <w:bCs/>
+              </w:rPr>
+              <w:t>Better alternative</w:t>
+            </w:r>
+          </w:p>
+        </w:tc>
+      </w:tr>
+      <w:tr>
+        <w:tc>
+          <w:tcPr>
+            <w:tcW w:w="2782" w:type="dxa"/>
+          </w:tcPr>
+          <w:p>
+            <w:r>
+              <w:t>Jammer power</w:t>
+            </w:r>
+          </w:p>
+        </w:tc>
+        <w:tc>
+          <w:tcPr>
+            <w:tcW w:w="2106" w:type="dxa"/>
+          </w:tcPr>
+          <w:p>
+            <w:r>
+              <w:t>Yes, reasonable</w:t>
+            </w:r>
+          </w:p>
+        </w:tc>
+        <w:tc>
+          <w:tcPr>
+            <w:tcW w:w="2064" w:type="dxa"/>
+          </w:tcPr>
+          <w:p>
+            <w:r>
+              <w:t>Unbounded – ignores min/max ratings</w:t>
+            </w:r>
+          </w:p>
+        </w:tc>
+        <w:tc>
+          <w:tcPr>
+            <w:tcW w:w="2064" w:type="dxa"/>
+          </w:tcPr>
+          <w:p>
+            <w:r>
+              <w:t>Truncated normal</w:t>
+            </w:r>
+          </w:p>
+        </w:tc>
+      </w:tr>
+      <w:tr>
+        <w:tc>
+          <w:tcPr>
+            <w:tcW w:w="2782" w:type="dxa"/>
+          </w:tcPr>
+          <w:p>
+            <w:r>
+              <w:t>Jammer x/y position</w:t>
+            </w:r>
+          </w:p>
+        </w:tc>
+        <w:tc>
+          <w:tcPr>
+            <w:tcW w:w="2106" w:type="dxa"/>
+          </w:tcPr>
+          <w:p>
+            <w:r>
+              <w:t>Depends on scenario</w:t>
+            </w:r>
+          </w:p>
+        </w:tc>
+        <w:tc>
+          <w:tcPr>
+            <w:tcW w:w="2064" w:type="dxa"/>
+          </w:tcPr>
+          <w:p>
+            <w:r>
+              <w:t>Independence assumption; axis-aligned only</w:t>
+            </w:r>
+          </w:p>
+        </w:tc>
+        <w:tc>
+          <w:tcPr>
+            <w:tcW w:w="2064" w:type="dxa"/>
+          </w:tcPr>
+          <w:p>
+            <w:r>
+              <w:t>Multivariate normal or uniform over area</w:t>
+            </w:r>
+          </w:p>
+        </w:tc>
+      </w:tr>
+      <w:tr>
+        <w:tc>
+          <w:tcPr>
+            <w:tcW w:w="2782" w:type="dxa"/>
+          </w:tcPr>
+          <w:p>
+            <w:r>
+              <w:t>Jammer z position</w:t>
+            </w:r>
+          </w:p>
+        </w:tc>
+        <w:tc>
+          <w:tcPr>
+            <w:tcW w:w="2106" w:type="dxa"/>
+          </w:tcPr>
+          <w:p>
+            <w:r>
+              <w:t>Rarely</w:t>
+            </w:r>
+          </w:p>
+        </w:tc>
+        <w:tc>
+          <w:tcPr>
+            <w:tcW w:w="2064" w:type="dxa"/>
+          </w:tcPr>
+          <w:p>
+            <w:r>
+              <w:t>Allows underground / implausible altitudes</w:t>
+            </w:r>
+          </w:p>
+        </w:tc>
+        <w:tc>
+          <w:tcPr>
+            <w:tcW w:w="2064" w:type="dxa"/>
+          </w:tcPr>
+          <w:p>
+            <w:r>
+              <w:t>Truncated normal with terrain bounds</w:t>
+            </w:r>
+          </w:p>
+        </w:tc>
+      </w:tr>
+    </w:tbl>
+    <w:p/>
+    <w:p>
+      <w:pPr>
+        <w:pStyle w:val="Heading3"/>
+      </w:pPr>
+      <w:r>
+        <w:lastRenderedPageBreak/>
+        <w:t>Practical implication for the tool</w:t>
+      </w:r>
+    </w:p>
+    <w:p>
+      <w:r>
+        <w:t>The current choice of normal distributions is a pragmatic starting point and produces sensible</w:t>
+      </w:r>
+      <w:r>
+        <w:t xml:space="preserve"> </w:t>
+      </w:r>
+      <w:r>
+        <w:t>results when std values are modest relative to mean distances. The most valuable addition would</w:t>
+      </w:r>
+      <w:r>
+        <w:t xml:space="preserve"> </w:t>
+      </w:r>
+      <w:r>
+        <w:t>be offering uniform distribution as an alternative for x/y position — this better represents</w:t>
+      </w:r>
+      <w:r>
+        <w:t xml:space="preserve"> </w:t>
+      </w:r>
+      <w:r>
+        <w:t>the "area search" scenario where you know the jammer is somewhere within a defined zone but</w:t>
+      </w:r>
+      <w:r>
+        <w:t xml:space="preserve"> h</w:t>
+      </w:r>
+      <w:r>
+        <w:t>ave no reason to favour the centre over the edges. This is a common operational planning</w:t>
+      </w:r>
+      <w:r>
+        <w:t xml:space="preserve"> </w:t>
+      </w:r>
+      <w:r>
+        <w:t>scenario.</w:t>
       </w:r>
     </w:p>
     <w:p/>
@@ -1357,6 +1921,232 @@
     </w:lvl>
   </w:abstractNum>
   <w:abstractNum w:abstractNumId="3" w15:restartNumberingAfterBreak="0">
+    <w:nsid w:val="2A496982"/>
+    <w:multiLevelType w:val="hybridMultilevel"/>
+    <w:tmpl w:val="FC584B08"/>
+    <w:lvl w:ilvl="0" w:tplc="08090001">
+      <w:start w:val="1"/>
+      <w:numFmt w:val="bullet"/>
+      <w:lvlText w:val=""/>
+      <w:lvlJc w:val="left"/>
+      <w:pPr>
+        <w:ind w:left="720" w:hanging="360"/>
+      </w:pPr>
+      <w:rPr>
+        <w:rFonts w:ascii="Symbol" w:hAnsi="Symbol" w:hint="default"/>
+      </w:rPr>
+    </w:lvl>
+    <w:lvl w:ilvl="1" w:tplc="08090003" w:tentative="1">
+      <w:start w:val="1"/>
+      <w:numFmt w:val="bullet"/>
+      <w:lvlText w:val="o"/>
+      <w:lvlJc w:val="left"/>
+      <w:pPr>
+        <w:ind w:left="1440" w:hanging="360"/>
+      </w:pPr>
+      <w:rPr>
+        <w:rFonts w:ascii="Courier New" w:hAnsi="Courier New" w:cs="Courier New" w:hint="default"/>
+      </w:rPr>
+    </w:lvl>
+    <w:lvl w:ilvl="2" w:tplc="08090005" w:tentative="1">
+      <w:start w:val="1"/>
+      <w:numFmt w:val="bullet"/>
+      <w:lvlText w:val=""/>
+      <w:lvlJc w:val="left"/>
+      <w:pPr>
+        <w:ind w:left="2160" w:hanging="360"/>
+      </w:pPr>
+      <w:rPr>
+        <w:rFonts w:ascii="Wingdings" w:hAnsi="Wingdings" w:hint="default"/>
+      </w:rPr>
+    </w:lvl>
+    <w:lvl w:ilvl="3" w:tplc="08090001" w:tentative="1">
+      <w:start w:val="1"/>
+      <w:numFmt w:val="bullet"/>
+      <w:lvlText w:val=""/>
+      <w:lvlJc w:val="left"/>
+      <w:pPr>
+        <w:ind w:left="2880" w:hanging="360"/>
+      </w:pPr>
+      <w:rPr>
+        <w:rFonts w:ascii="Symbol" w:hAnsi="Symbol" w:hint="default"/>
+      </w:rPr>
+    </w:lvl>
+    <w:lvl w:ilvl="4" w:tplc="08090003" w:tentative="1">
+      <w:start w:val="1"/>
+      <w:numFmt w:val="bullet"/>
+      <w:lvlText w:val="o"/>
+      <w:lvlJc w:val="left"/>
+      <w:pPr>
+        <w:ind w:left="3600" w:hanging="360"/>
+      </w:pPr>
+      <w:rPr>
+        <w:rFonts w:ascii="Courier New" w:hAnsi="Courier New" w:cs="Courier New" w:hint="default"/>
+      </w:rPr>
+    </w:lvl>
+    <w:lvl w:ilvl="5" w:tplc="08090005" w:tentative="1">
+      <w:start w:val="1"/>
+      <w:numFmt w:val="bullet"/>
+      <w:lvlText w:val=""/>
+      <w:lvlJc w:val="left"/>
+      <w:pPr>
+        <w:ind w:left="4320" w:hanging="360"/>
+      </w:pPr>
+      <w:rPr>
+        <w:rFonts w:ascii="Wingdings" w:hAnsi="Wingdings" w:hint="default"/>
+      </w:rPr>
+    </w:lvl>
+    <w:lvl w:ilvl="6" w:tplc="08090001" w:tentative="1">
+      <w:start w:val="1"/>
+      <w:numFmt w:val="bullet"/>
+      <w:lvlText w:val=""/>
+      <w:lvlJc w:val="left"/>
+      <w:pPr>
+        <w:ind w:left="5040" w:hanging="360"/>
+      </w:pPr>
+      <w:rPr>
+        <w:rFonts w:ascii="Symbol" w:hAnsi="Symbol" w:hint="default"/>
+      </w:rPr>
+    </w:lvl>
+    <w:lvl w:ilvl="7" w:tplc="08090003" w:tentative="1">
+      <w:start w:val="1"/>
+      <w:numFmt w:val="bullet"/>
+      <w:lvlText w:val="o"/>
+      <w:lvlJc w:val="left"/>
+      <w:pPr>
+        <w:ind w:left="5760" w:hanging="360"/>
+      </w:pPr>
+      <w:rPr>
+        <w:rFonts w:ascii="Courier New" w:hAnsi="Courier New" w:cs="Courier New" w:hint="default"/>
+      </w:rPr>
+    </w:lvl>
+    <w:lvl w:ilvl="8" w:tplc="08090005" w:tentative="1">
+      <w:start w:val="1"/>
+      <w:numFmt w:val="bullet"/>
+      <w:lvlText w:val=""/>
+      <w:lvlJc w:val="left"/>
+      <w:pPr>
+        <w:ind w:left="6480" w:hanging="360"/>
+      </w:pPr>
+      <w:rPr>
+        <w:rFonts w:ascii="Wingdings" w:hAnsi="Wingdings" w:hint="default"/>
+      </w:rPr>
+    </w:lvl>
+  </w:abstractNum>
+  <w:abstractNum w:abstractNumId="4" w15:restartNumberingAfterBreak="0">
+    <w:nsid w:val="2A6D6316"/>
+    <w:multiLevelType w:val="hybridMultilevel"/>
+    <w:tmpl w:val="0E7C0AC0"/>
+    <w:lvl w:ilvl="0" w:tplc="08090001">
+      <w:start w:val="1"/>
+      <w:numFmt w:val="bullet"/>
+      <w:lvlText w:val=""/>
+      <w:lvlJc w:val="left"/>
+      <w:pPr>
+        <w:ind w:left="720" w:hanging="360"/>
+      </w:pPr>
+      <w:rPr>
+        <w:rFonts w:ascii="Symbol" w:hAnsi="Symbol" w:hint="default"/>
+      </w:rPr>
+    </w:lvl>
+    <w:lvl w:ilvl="1" w:tplc="08090003" w:tentative="1">
+      <w:start w:val="1"/>
+      <w:numFmt w:val="bullet"/>
+      <w:lvlText w:val="o"/>
+      <w:lvlJc w:val="left"/>
+      <w:pPr>
+        <w:ind w:left="1440" w:hanging="360"/>
+      </w:pPr>
+      <w:rPr>
+        <w:rFonts w:ascii="Courier New" w:hAnsi="Courier New" w:cs="Courier New" w:hint="default"/>
+      </w:rPr>
+    </w:lvl>
+    <w:lvl w:ilvl="2" w:tplc="08090005" w:tentative="1">
+      <w:start w:val="1"/>
+      <w:numFmt w:val="bullet"/>
+      <w:lvlText w:val=""/>
+      <w:lvlJc w:val="left"/>
+      <w:pPr>
+        <w:ind w:left="2160" w:hanging="360"/>
+      </w:pPr>
+      <w:rPr>
+        <w:rFonts w:ascii="Wingdings" w:hAnsi="Wingdings" w:hint="default"/>
+      </w:rPr>
+    </w:lvl>
+    <w:lvl w:ilvl="3" w:tplc="08090001" w:tentative="1">
+      <w:start w:val="1"/>
+      <w:numFmt w:val="bullet"/>
+      <w:lvlText w:val=""/>
+      <w:lvlJc w:val="left"/>
+      <w:pPr>
+        <w:ind w:left="2880" w:hanging="360"/>
+      </w:pPr>
+      <w:rPr>
+        <w:rFonts w:ascii="Symbol" w:hAnsi="Symbol" w:hint="default"/>
+      </w:rPr>
+    </w:lvl>
+    <w:lvl w:ilvl="4" w:tplc="08090003" w:tentative="1">
+      <w:start w:val="1"/>
+      <w:numFmt w:val="bullet"/>
+      <w:lvlText w:val="o"/>
+      <w:lvlJc w:val="left"/>
+      <w:pPr>
+        <w:ind w:left="3600" w:hanging="360"/>
+      </w:pPr>
+      <w:rPr>
+        <w:rFonts w:ascii="Courier New" w:hAnsi="Courier New" w:cs="Courier New" w:hint="default"/>
+      </w:rPr>
+    </w:lvl>
+    <w:lvl w:ilvl="5" w:tplc="08090005" w:tentative="1">
+      <w:start w:val="1"/>
+      <w:numFmt w:val="bullet"/>
+      <w:lvlText w:val=""/>
+      <w:lvlJc w:val="left"/>
+      <w:pPr>
+        <w:ind w:left="4320" w:hanging="360"/>
+      </w:pPr>
+      <w:rPr>
+        <w:rFonts w:ascii="Wingdings" w:hAnsi="Wingdings" w:hint="default"/>
+      </w:rPr>
+    </w:lvl>
+    <w:lvl w:ilvl="6" w:tplc="08090001" w:tentative="1">
+      <w:start w:val="1"/>
+      <w:numFmt w:val="bullet"/>
+      <w:lvlText w:val=""/>
+      <w:lvlJc w:val="left"/>
+      <w:pPr>
+        <w:ind w:left="5040" w:hanging="360"/>
+      </w:pPr>
+      <w:rPr>
+        <w:rFonts w:ascii="Symbol" w:hAnsi="Symbol" w:hint="default"/>
+      </w:rPr>
+    </w:lvl>
+    <w:lvl w:ilvl="7" w:tplc="08090003" w:tentative="1">
+      <w:start w:val="1"/>
+      <w:numFmt w:val="bullet"/>
+      <w:lvlText w:val="o"/>
+      <w:lvlJc w:val="left"/>
+      <w:pPr>
+        <w:ind w:left="5760" w:hanging="360"/>
+      </w:pPr>
+      <w:rPr>
+        <w:rFonts w:ascii="Courier New" w:hAnsi="Courier New" w:cs="Courier New" w:hint="default"/>
+      </w:rPr>
+    </w:lvl>
+    <w:lvl w:ilvl="8" w:tplc="08090005" w:tentative="1">
+      <w:start w:val="1"/>
+      <w:numFmt w:val="bullet"/>
+      <w:lvlText w:val=""/>
+      <w:lvlJc w:val="left"/>
+      <w:pPr>
+        <w:ind w:left="6480" w:hanging="360"/>
+      </w:pPr>
+      <w:rPr>
+        <w:rFonts w:ascii="Wingdings" w:hAnsi="Wingdings" w:hint="default"/>
+      </w:rPr>
+    </w:lvl>
+  </w:abstractNum>
+  <w:abstractNum w:abstractNumId="5" w15:restartNumberingAfterBreak="0">
     <w:nsid w:val="476D5C1E"/>
     <w:multiLevelType w:val="hybridMultilevel"/>
     <w:tmpl w:val="82BE599C"/>
@@ -1468,7 +2258,7 @@
       </w:rPr>
     </w:lvl>
   </w:abstractNum>
-  <w:abstractNum w:abstractNumId="4" w15:restartNumberingAfterBreak="0">
+  <w:abstractNum w:abstractNumId="6" w15:restartNumberingAfterBreak="0">
     <w:nsid w:val="52AC5C01"/>
     <w:multiLevelType w:val="hybridMultilevel"/>
     <w:tmpl w:val="BAC494FC"/>
@@ -1581,7 +2371,7 @@
       </w:rPr>
     </w:lvl>
   </w:abstractNum>
-  <w:abstractNum w:abstractNumId="5" w15:restartNumberingAfterBreak="0">
+  <w:abstractNum w:abstractNumId="7" w15:restartNumberingAfterBreak="0">
     <w:nsid w:val="74650E58"/>
     <w:multiLevelType w:val="hybridMultilevel"/>
     <w:tmpl w:val="001A591C"/>
@@ -1694,7 +2484,7 @@
       </w:rPr>
     </w:lvl>
   </w:abstractNum>
-  <w:abstractNum w:abstractNumId="6" w15:restartNumberingAfterBreak="0">
+  <w:abstractNum w:abstractNumId="8" w15:restartNumberingAfterBreak="0">
     <w:nsid w:val="796D0B5E"/>
     <w:multiLevelType w:val="hybridMultilevel"/>
     <w:tmpl w:val="7A92A78C"/>
@@ -1780,7 +2570,7 @@
       </w:pPr>
     </w:lvl>
   </w:abstractNum>
-  <w:abstractNum w:abstractNumId="7" w15:restartNumberingAfterBreak="0">
+  <w:abstractNum w:abstractNumId="9" w15:restartNumberingAfterBreak="0">
     <w:nsid w:val="7FE67D45"/>
     <w:multiLevelType w:val="hybridMultilevel"/>
     <w:tmpl w:val="17F224F4"/>
@@ -1893,28 +2683,34 @@
     </w:lvl>
   </w:abstractNum>
   <w:num w:numId="1" w16cid:durableId="1354652199">
-    <w:abstractNumId w:val="4"/>
+    <w:abstractNumId w:val="6"/>
   </w:num>
   <w:num w:numId="2" w16cid:durableId="1363286630">
-    <w:abstractNumId w:val="6"/>
+    <w:abstractNumId w:val="8"/>
   </w:num>
   <w:num w:numId="3" w16cid:durableId="438532377">
     <w:abstractNumId w:val="0"/>
   </w:num>
   <w:num w:numId="4" w16cid:durableId="91247567">
-    <w:abstractNumId w:val="7"/>
+    <w:abstractNumId w:val="9"/>
   </w:num>
   <w:num w:numId="5" w16cid:durableId="2072803491">
-    <w:abstractNumId w:val="3"/>
+    <w:abstractNumId w:val="5"/>
   </w:num>
   <w:num w:numId="6" w16cid:durableId="1559971780">
     <w:abstractNumId w:val="2"/>
   </w:num>
   <w:num w:numId="7" w16cid:durableId="299268527">
-    <w:abstractNumId w:val="5"/>
+    <w:abstractNumId w:val="7"/>
   </w:num>
   <w:num w:numId="8" w16cid:durableId="1933737615">
     <w:abstractNumId w:val="1"/>
+  </w:num>
+  <w:num w:numId="9" w16cid:durableId="469709320">
+    <w:abstractNumId w:val="4"/>
+  </w:num>
+  <w:num w:numId="10" w16cid:durableId="446510527">
+    <w:abstractNumId w:val="3"/>
   </w:num>
 </w:numbering>
 </file>

--- a/JARS_User_guide.docx
+++ b/JARS_User_guide.docx
@@ -10,6 +10,7 @@
         <w:t>User guide</w:t>
       </w:r>
     </w:p>
+    <w:p/>
     <w:p>
       <w:pPr>
         <w:pStyle w:val="Heading2"/>
@@ -28,30 +29,12 @@
     </w:p>
     <w:p>
       <w:r>
-        <w:t>Receiver sensitivity describes the weakest signal that a receiver can reliably detect and decode. Think of it like</w:t>
-      </w:r>
-      <w:r>
-        <w:t xml:space="preserve"> </w:t>
-      </w:r>
-      <w:r>
-        <w:t>the hearing threshold of a person — below a certain volume, they simply cannot make out what is being said, no</w:t>
-      </w:r>
-      <w:r>
-        <w:t xml:space="preserve"> </w:t>
-      </w:r>
-      <w:r>
-        <w:t>matter how quiet the background noise is.</w:t>
-      </w:r>
-    </w:p>
-    <w:p>
-      <w:r>
-        <w:t>In JARS, sensitivity is entered in dBm (decibel-milliwatts). This is a standard unit used in radio engineering to</w:t>
-      </w:r>
-      <w:r>
-        <w:t xml:space="preserve"> </w:t>
-      </w:r>
-      <w:r>
-        <w:t>express power levels on a logarithmic scale referenced to 1 milliwatt.</w:t>
+        <w:t>Receiver sensitivity describes the weakest signal that a receiver can reliably detect and decode. Think of it like the hearing threshold of a person — below a certain volume, they simply cannot make out what is being said, no matter how quiet the background noise is.</w:t>
+      </w:r>
+    </w:p>
+    <w:p>
+      <w:r>
+        <w:t>In JARS, sensitivity is entered in dBm (decibel-milliwatts). This is a standard unit used in radio engineering to express power levels on a logarithmic scale referenced to 1 milliwatt.</w:t>
       </w:r>
     </w:p>
     <w:p>
@@ -120,10 +103,7 @@
           </w:tcPr>
           <w:p>
             <w:r>
-              <w:t xml:space="preserve">0 </w:t>
-            </w:r>
-            <w:r>
-              <w:t>dBm</w:t>
+              <w:t>0 dBm</w:t>
             </w:r>
           </w:p>
         </w:tc>
@@ -217,13 +197,7 @@
     <w:p/>
     <w:p>
       <w:r>
-        <w:t>Key rule: a more negative number means a more sensitive receiver. A receiver with a sensitivity of −100 dBm can</w:t>
-      </w:r>
-      <w:r>
-        <w:t xml:space="preserve"> </w:t>
-      </w:r>
-      <w:r>
-        <w:t>detect weaker signals than one with a sensitivity of −70 dBm.</w:t>
+        <w:t>Key rule: a more negative number means a more sensitive receiver. A receiver with a sensitivity of −100 dBm can detect weaker signals than one with a sensitivity of −70 dBm.</w:t>
       </w:r>
     </w:p>
     <w:p>
@@ -264,10 +238,7 @@
         </w:numPr>
       </w:pPr>
       <w:r>
-        <w:t>A high-performance or military receiver: −100 to −120 dBm</w:t>
-      </w:r>
-      <w:r>
-        <w:t>.</w:t>
+        <w:t>A high-performance or military receiver: −100 to −120 dBm.</w:t>
       </w:r>
     </w:p>
     <w:p>
@@ -280,41 +251,20 @@
     </w:p>
     <w:p>
       <w:r>
-        <w:t>This message appears on the JARS Geometry Plot when the received signal from the transmitter arrives at the</w:t>
-      </w:r>
-      <w:r>
-        <w:t xml:space="preserve"> </w:t>
-      </w:r>
-      <w:r>
-        <w:t xml:space="preserve">  receiver below its sensitivity threshold — meaning the signal is too faint for the receiver to detect at all,</w:t>
-      </w:r>
-      <w:r>
-        <w:t xml:space="preserve"> </w:t>
-      </w:r>
-      <w:r>
-        <w:t>regardless of any jamming.</w:t>
-      </w:r>
-    </w:p>
-    <w:p>
-      <w:r>
-        <w:t>The simulation calculates the received signal power using the Free Space Path Loss (FSPL) formula, which accounts</w:t>
-      </w:r>
-      <w:r>
-        <w:t xml:space="preserve"> </w:t>
-      </w:r>
-      <w:r>
-        <w:t>for the distance between transmitter and receiver and the operating frequency. If the result falls below the</w:t>
-      </w:r>
-      <w:r>
-        <w:t xml:space="preserve"> </w:t>
-      </w:r>
-      <w:r>
-        <w:t>sensitivity value you entered, the receiver cannot "hear" the transmitter.</w:t>
-      </w:r>
-    </w:p>
-    <w:p>
+        <w:t>This message appears on the JARS Geometry Plot when the received signal from the transmitter arrives at the   receiver below its sensitivity threshold — meaning the signal is too faint for the receiver to detect at all, regardless of any jamming.</w:t>
+      </w:r>
+    </w:p>
+    <w:p>
+      <w:r>
+        <w:t xml:space="preserve">The simulation calculates the received signal power using the Free Space Path Loss (FSPL) formula, which accounts for the distance between transmitter and receiver and </w:t>
+      </w:r>
       <w:r>
         <w:lastRenderedPageBreak/>
+        <w:t>the operating frequency. If the result falls below the sensitivity value you entered, the receiver cannot "hear" the transmitter.</w:t>
+      </w:r>
+    </w:p>
+    <w:p>
+      <w:r>
         <w:t>This is distinct from being jammed. The two failure modes are:</w:t>
       </w:r>
     </w:p>
@@ -413,13 +363,7 @@
           </w:tcPr>
           <w:p>
             <w:r>
-              <w:t xml:space="preserve">Communication </w:t>
-            </w:r>
-            <w:r>
-              <w:t>blocked (</w:t>
-            </w:r>
-            <w:r>
-              <w:t>jammed)</w:t>
+              <w:t>Communication blocked (jammed)</w:t>
             </w:r>
           </w:p>
         </w:tc>
@@ -429,10 +373,7 @@
           </w:tcPr>
           <w:p>
             <w:r>
-              <w:t>The signal is receivable, but the jammer's interference is strong enough to</w:t>
-            </w:r>
-            <w:r>
-              <w:t xml:space="preserve"> </w:t>
+              <w:t xml:space="preserve">The signal is receivable, but the jammer's interference is strong enough to </w:t>
             </w:r>
             <w:r>
               <w:t>overwhelm it (J/S ratio exceeds the threshold)</w:t>
@@ -447,13 +388,7 @@
     <w:p/>
     <w:p>
       <w:r>
-        <w:t>Note that when the signal is too weak, jamming success is also reported as zero — the jammer cannot disrupt a link</w:t>
-      </w:r>
-      <w:r>
-        <w:t xml:space="preserve"> </w:t>
-      </w:r>
-      <w:r>
-        <w:t>that was never viable in the first place.</w:t>
+        <w:t>Note that when the signal is too weak, jamming success is also reported as zero — the jammer cannot disrupt a link that was never viable in the first place.</w:t>
       </w:r>
     </w:p>
     <w:p>
@@ -497,13 +432,15 @@
         </w:numPr>
       </w:pPr>
       <w:r>
-        <w:t>The sensitivity value is not negative enough. If you entered, for example, −50 when the receiver is actually</w:t>
-      </w:r>
-      <w:r>
-        <w:t xml:space="preserve"> </w:t>
-      </w:r>
-      <w:r>
-        <w:t>capable of −95 dBm, the simulation will falsely conclude the link has failed. Double-check that the sensitivity</w:t>
+        <w:t xml:space="preserve">The sensitivity value is not negative enough. If you entered, for example, −50 when the receiver is </w:t>
+      </w:r>
+      <w:proofErr w:type="gramStart"/>
+      <w:r>
+        <w:t>actually capable</w:t>
+      </w:r>
+      <w:proofErr w:type="gramEnd"/>
+      <w:r>
+        <w:t xml:space="preserve"> of −95 dBm, the simulation will falsely conclude the link has failed. Double-check that the sensitivity</w:t>
       </w:r>
       <w:r>
         <w:t xml:space="preserve"> </w:t>
@@ -540,19 +477,7 @@
     </w:p>
     <w:p>
       <w:r>
-        <w:t>Every radio receiver generates a small amount of internal thermal noise, and the environment adds further noise</w:t>
-      </w:r>
-      <w:r>
-        <w:t xml:space="preserve"> </w:t>
-      </w:r>
-      <w:r>
-        <w:t>from atmospheric and man-made sources. The noise floor is the power level of this background noise — it sets the</w:t>
-      </w:r>
-      <w:r>
-        <w:t xml:space="preserve"> </w:t>
-      </w:r>
-      <w:r>
-        <w:t xml:space="preserve">  absolute lower limit below which no signal can ever be recovered, regardless of how sensitive the receiver is.</w:t>
+        <w:t>Every radio receiver generates a small amount of internal thermal noise, and the environment adds further noise from atmospheric and man-made sources. The noise floor is the power level of this background noise — it sets the   absolute lower limit below which no signal can ever be recovered, regardless of how sensitive the receiver is.</w:t>
       </w:r>
     </w:p>
     <w:p>
@@ -591,6 +516,7 @@
         <w:pStyle w:val="Heading3"/>
       </w:pPr>
       <w:r>
+        <w:lastRenderedPageBreak/>
         <w:t>How JARS handles this</w:t>
       </w:r>
     </w:p>
@@ -619,7 +545,6 @@
     </w:p>
     <w:p>
       <w:r>
-        <w:lastRenderedPageBreak/>
         <w:t>This means:</w:t>
       </w:r>
     </w:p>
@@ -687,7 +612,15 @@
         <w:t xml:space="preserve"> </w:t>
       </w:r>
       <w:r>
-        <w:t>sensitivity in datasheets. As long as you use a realistic, datasheet-derived figure, the simulation will behave</w:t>
+        <w:t xml:space="preserve">sensitivity in datasheets. </w:t>
+      </w:r>
+      <w:proofErr w:type="gramStart"/>
+      <w:r>
+        <w:t>As long as</w:t>
+      </w:r>
+      <w:proofErr w:type="gramEnd"/>
+      <w:r>
+        <w:t xml:space="preserve"> you use a realistic, datasheet-derived figure, the simulation will behave</w:t>
       </w:r>
       <w:r>
         <w:t xml:space="preserve"> </w:t>
@@ -698,7 +631,15 @@
     </w:p>
     <w:p>
       <w:r>
-        <w:t xml:space="preserve">If you want the simulation to reflect noise floor effects more rigorously, the model would need to be extended with </w:t>
+        <w:t xml:space="preserve">If you want the simulation to reflect noise floor effects more rigorously, the model </w:t>
+      </w:r>
+      <w:proofErr w:type="gramStart"/>
+      <w:r>
+        <w:t>would</w:t>
+      </w:r>
+      <w:proofErr w:type="gramEnd"/>
+      <w:r>
+        <w:t xml:space="preserve"> need to be extended with </w:t>
       </w:r>
       <w:r>
         <w:t>r</w:t>
@@ -707,6 +648,927 @@
         <w:t>eceiver bandwidth and noise figure inputs, deriving the sensitivity threshold from those rather than accepting it   directly.</w:t>
       </w:r>
     </w:p>
+    <w:p>
+      <w:pPr>
+        <w:pStyle w:val="Heading3"/>
+      </w:pPr>
+      <w:r>
+        <w:t>Communication blocked (jammed)</w:t>
+      </w:r>
+    </w:p>
+    <w:p>
+      <w:r>
+        <w:t>This status appears on the geometry plot when the jammer has successfully disrupted communications. It means:</w:t>
+      </w:r>
+    </w:p>
+    <w:p>
+      <w:pPr>
+        <w:pStyle w:val="ListParagraph"/>
+        <w:numPr>
+          <w:ilvl w:val="0"/>
+          <w:numId w:val="7"/>
+        </w:numPr>
+      </w:pPr>
+      <w:r>
+        <w:t>The Tx signal was strong enough to reach the Rx (above receiver sensitivity)</w:t>
+      </w:r>
+    </w:p>
+    <w:p>
+      <w:pPr>
+        <w:pStyle w:val="ListParagraph"/>
+        <w:numPr>
+          <w:ilvl w:val="0"/>
+          <w:numId w:val="7"/>
+        </w:numPr>
+      </w:pPr>
+      <w:r>
+        <w:t>But the jammer signal overpowered it — the J/S ratio exceeded the threshold.</w:t>
+      </w:r>
+    </w:p>
+    <w:p>
+      <w:r>
+        <w:t>This is distinct from "Communication blocked (signal too weak)", where the Tx signal couldn't reach the Rx regardless of jamming.</w:t>
+      </w:r>
+    </w:p>
+    <w:p>
+      <w:r>
+        <w:t>The geometry plot annotates two link paths:</w:t>
+      </w:r>
+    </w:p>
+    <w:tbl>
+      <w:tblPr>
+        <w:tblStyle w:val="TableGrid"/>
+        <w:tblW w:w="0" w:type="auto"/>
+        <w:tblLook w:val="04A0" w:firstRow="1" w:lastRow="0" w:firstColumn="1" w:lastColumn="0" w:noHBand="0" w:noVBand="1"/>
+      </w:tblPr>
+      <w:tblGrid>
+        <w:gridCol w:w="2830"/>
+        <w:gridCol w:w="6186"/>
+      </w:tblGrid>
+      <w:tr>
+        <w:tc>
+          <w:tcPr>
+            <w:tcW w:w="2830" w:type="dxa"/>
+            <w:shd w:val="clear" w:color="auto" w:fill="D9D9D9" w:themeFill="background1" w:themeFillShade="D9"/>
+          </w:tcPr>
+          <w:p>
+            <w:pPr>
+              <w:rPr>
+                <w:b/>
+                <w:bCs/>
+              </w:rPr>
+            </w:pPr>
+            <w:r>
+              <w:rPr>
+                <w:b/>
+                <w:bCs/>
+              </w:rPr>
+              <w:t>Annotation</w:t>
+            </w:r>
+          </w:p>
+        </w:tc>
+        <w:tc>
+          <w:tcPr>
+            <w:tcW w:w="6186" w:type="dxa"/>
+            <w:shd w:val="clear" w:color="auto" w:fill="D9D9D9" w:themeFill="background1" w:themeFillShade="D9"/>
+          </w:tcPr>
+          <w:p>
+            <w:pPr>
+              <w:rPr>
+                <w:b/>
+                <w:bCs/>
+              </w:rPr>
+            </w:pPr>
+            <w:r>
+              <w:rPr>
+                <w:b/>
+                <w:bCs/>
+              </w:rPr>
+              <w:t>What it shows</w:t>
+            </w:r>
+          </w:p>
+        </w:tc>
+      </w:tr>
+      <w:tr>
+        <w:tc>
+          <w:tcPr>
+            <w:tcW w:w="2830" w:type="dxa"/>
+          </w:tcPr>
+          <w:p>
+            <w:r>
+              <w:t xml:space="preserve">Tx → Rx </w:t>
+            </w:r>
+            <w:proofErr w:type="spellStart"/>
+            <w:r>
+              <w:t>x.x</w:t>
+            </w:r>
+            <w:proofErr w:type="spellEnd"/>
+            <w:r>
+              <w:t xml:space="preserve"> dBm</w:t>
+            </w:r>
+          </w:p>
+        </w:tc>
+        <w:tc>
+          <w:tcPr>
+            <w:tcW w:w="6186" w:type="dxa"/>
+          </w:tcPr>
+          <w:p>
+            <w:r>
+              <w:t>Power received at Rx from the transmitter, calculated using Free Space Path Loss from the Tx position.</w:t>
+            </w:r>
+          </w:p>
+        </w:tc>
+      </w:tr>
+      <w:tr>
+        <w:tc>
+          <w:tcPr>
+            <w:tcW w:w="2830" w:type="dxa"/>
+          </w:tcPr>
+          <w:p>
+            <w:r>
+              <w:t xml:space="preserve">Jam → Rx </w:t>
+            </w:r>
+            <w:proofErr w:type="spellStart"/>
+            <w:r>
+              <w:t>x.x</w:t>
+            </w:r>
+            <w:proofErr w:type="spellEnd"/>
+            <w:r>
+              <w:t xml:space="preserve"> dBm</w:t>
+            </w:r>
+          </w:p>
+        </w:tc>
+        <w:tc>
+          <w:tcPr>
+            <w:tcW w:w="6186" w:type="dxa"/>
+          </w:tcPr>
+          <w:p>
+            <w:r>
+              <w:t>Power received at Rx from the jammer, calculated using Free Space Path Loss from the jammer position.</w:t>
+            </w:r>
+          </w:p>
+        </w:tc>
+      </w:tr>
+    </w:tbl>
+    <w:p/>
+    <w:p>
+      <w:r>
+        <w:t>Both use the same formula:</w:t>
+      </w:r>
+    </w:p>
+    <w:p>
+      <w:pPr>
+        <w:jc w:val="center"/>
+        <w:rPr>
+          <w:i/>
+          <w:iCs/>
+        </w:rPr>
+      </w:pPr>
+      <w:r>
+        <w:rPr>
+          <w:i/>
+          <w:iCs/>
+        </w:rPr>
+        <w:t>Received power (dBm) = Transmit power (dBm) − FSPL</w:t>
+      </w:r>
+    </w:p>
+    <w:p>
+      <w:r>
+        <w:lastRenderedPageBreak/>
+        <w:t>where FSPL = 20·log₁₀(</w:t>
+      </w:r>
+      <w:proofErr w:type="spellStart"/>
+      <w:r>
+        <w:t>distance_km</w:t>
+      </w:r>
+      <w:proofErr w:type="spellEnd"/>
+      <w:r>
+        <w:t>) + 20·log₁₀(</w:t>
+      </w:r>
+      <w:proofErr w:type="spellStart"/>
+      <w:r>
+        <w:t>frequency_MHz</w:t>
+      </w:r>
+      <w:proofErr w:type="spellEnd"/>
+      <w:r>
+        <w:t>) + 32.44</w:t>
+      </w:r>
+    </w:p>
+    <w:p>
+      <w:r>
+        <w:t>The J/S ratio is simply:</w:t>
+      </w:r>
+    </w:p>
+    <w:p/>
+    <w:p>
+      <w:pPr>
+        <w:jc w:val="center"/>
+        <w:rPr>
+          <w:i/>
+          <w:iCs/>
+        </w:rPr>
+      </w:pPr>
+      <w:r>
+        <w:rPr>
+          <w:i/>
+          <w:iCs/>
+        </w:rPr>
+        <w:t xml:space="preserve">J/S (dB) = </w:t>
+      </w:r>
+      <w:proofErr w:type="spellStart"/>
+      <w:r>
+        <w:rPr>
+          <w:i/>
+          <w:iCs/>
+        </w:rPr>
+        <w:t>Jam→Rx</w:t>
+      </w:r>
+      <w:proofErr w:type="spellEnd"/>
+      <w:r>
+        <w:rPr>
+          <w:i/>
+          <w:iCs/>
+        </w:rPr>
+        <w:t xml:space="preserve"> (dBm) − </w:t>
+      </w:r>
+      <w:proofErr w:type="spellStart"/>
+      <w:r>
+        <w:rPr>
+          <w:i/>
+          <w:iCs/>
+        </w:rPr>
+        <w:t>Tx→Rx</w:t>
+      </w:r>
+      <w:proofErr w:type="spellEnd"/>
+      <w:r>
+        <w:rPr>
+          <w:i/>
+          <w:iCs/>
+        </w:rPr>
+        <w:t xml:space="preserve"> (dBm)</w:t>
+      </w:r>
+    </w:p>
+    <w:p>
+      <w:r>
+        <w:t>When J/S exceeds the threshold, jamming is successful. So, the user can read directly from the two annotated dBm values:</w:t>
+      </w:r>
+    </w:p>
+    <w:p>
+      <w:pPr>
+        <w:pStyle w:val="ListParagraph"/>
+        <w:numPr>
+          <w:ilvl w:val="0"/>
+          <w:numId w:val="8"/>
+        </w:numPr>
+      </w:pPr>
+      <w:r>
+        <w:t xml:space="preserve">If </w:t>
+      </w:r>
+      <w:proofErr w:type="spellStart"/>
+      <w:r>
+        <w:t>Jam→Rx</w:t>
+      </w:r>
+      <w:proofErr w:type="spellEnd"/>
+      <w:r>
+        <w:t xml:space="preserve"> dBm is significantly higher than </w:t>
+      </w:r>
+      <w:proofErr w:type="spellStart"/>
+      <w:r>
+        <w:t>Tx→Rx</w:t>
+      </w:r>
+      <w:proofErr w:type="spellEnd"/>
+      <w:r>
+        <w:t xml:space="preserve"> dBm, the jammer is winning — the J/S is positive and large.</w:t>
+      </w:r>
+    </w:p>
+    <w:p>
+      <w:pPr>
+        <w:pStyle w:val="ListParagraph"/>
+        <w:numPr>
+          <w:ilvl w:val="0"/>
+          <w:numId w:val="8"/>
+        </w:numPr>
+        <w:pBdr>
+          <w:bottom w:val="single" w:sz="6" w:space="1" w:color="auto"/>
+        </w:pBdr>
+      </w:pPr>
+      <w:r>
+        <w:t xml:space="preserve">The larger the gap between </w:t>
+      </w:r>
+      <w:proofErr w:type="spellStart"/>
+      <w:r>
+        <w:t>Jam→Rx</w:t>
+      </w:r>
+      <w:proofErr w:type="spellEnd"/>
+      <w:r>
+        <w:t xml:space="preserve"> and </w:t>
+      </w:r>
+      <w:proofErr w:type="spellStart"/>
+      <w:r>
+        <w:t>Tx→Rx</w:t>
+      </w:r>
+      <w:proofErr w:type="spellEnd"/>
+      <w:r>
+        <w:t>, the more effective the jamming.</w:t>
+      </w:r>
+    </w:p>
+    <w:p>
+      <w:pPr>
+        <w:pStyle w:val="Heading2"/>
+      </w:pPr>
+      <w:r>
+        <w:t>Dev notes</w:t>
+      </w:r>
+    </w:p>
+    <w:p>
+      <w:r>
+        <w:t xml:space="preserve">How appropriate is it to use a normal distribution for jammer power and for x, y and z </w:t>
+      </w:r>
+      <w:r>
+        <w:t>coordinates</w:t>
+      </w:r>
+      <w:r>
+        <w:t xml:space="preserve"> for jammer</w:t>
+      </w:r>
+      <w:r>
+        <w:t xml:space="preserve"> </w:t>
+      </w:r>
+      <w:r>
+        <w:t>position?</w:t>
+      </w:r>
+    </w:p>
+    <w:p>
+      <w:r>
+        <w:t>This is a good question to examine carefully. The answer differs between power and position.</w:t>
+      </w:r>
+    </w:p>
+    <w:p>
+      <w:pPr>
+        <w:pStyle w:val="Heading3"/>
+      </w:pPr>
+      <w:r>
+        <w:t xml:space="preserve">Jammer Power — </w:t>
+      </w:r>
+      <w:r>
+        <w:rPr>
+          <w:i/>
+          <w:iCs/>
+        </w:rPr>
+        <w:t>N</w:t>
+      </w:r>
+      <w:r>
+        <w:rPr>
+          <w:i/>
+          <w:iCs/>
+        </w:rPr>
+        <w:t>ormal</w:t>
+      </w:r>
+      <w:r>
+        <w:t xml:space="preserve"> in dBm  </w:t>
+      </w:r>
+    </w:p>
+    <w:p>
+      <w:r>
+        <w:rPr>
+          <w:b/>
+          <w:bCs/>
+        </w:rPr>
+        <w:t>Why it's a reasonable choice</w:t>
+      </w:r>
+      <w:r>
+        <w:rPr>
+          <w:b/>
+          <w:bCs/>
+        </w:rPr>
+        <w:t>:</w:t>
+      </w:r>
+      <w:r>
+        <w:t xml:space="preserve"> </w:t>
+      </w:r>
+      <w:r>
+        <w:t>Power in dBm is already on a log scale. A normal distribution in dBm is equivalent to a log-normal distribution in   linear power (watts). Log-normal is well-justified for RF power uncertainty because real-world power variation</w:t>
+      </w:r>
+      <w:r>
+        <w:t xml:space="preserve"> </w:t>
+      </w:r>
+      <w:r>
+        <w:t xml:space="preserve">typically arises from multiplicative effects — component tolerances, cable losses, gain variations — which become    additive in dB space. </w:t>
+      </w:r>
+      <w:r>
+        <w:t>So,</w:t>
+      </w:r>
+      <w:r>
+        <w:t xml:space="preserve"> the current model is more physically grounded than it might first appear.                 </w:t>
+      </w:r>
+    </w:p>
+    <w:p>
+      <w:pPr>
+        <w:rPr>
+          <w:b/>
+          <w:bCs/>
+        </w:rPr>
+      </w:pPr>
+      <w:r>
+        <w:rPr>
+          <w:b/>
+          <w:bCs/>
+        </w:rPr>
+        <w:t>Where it falls short</w:t>
+      </w:r>
+      <w:r>
+        <w:rPr>
+          <w:b/>
+          <w:bCs/>
+        </w:rPr>
+        <w:t>:</w:t>
+      </w:r>
+    </w:p>
+    <w:p>
+      <w:pPr>
+        <w:pStyle w:val="ListParagraph"/>
+        <w:numPr>
+          <w:ilvl w:val="0"/>
+          <w:numId w:val="9"/>
+        </w:numPr>
+      </w:pPr>
+      <w:r>
+        <w:t>Unbounded: a normal distribution allows the jammer to produce arbitrarily low or arbitrarily high power,</w:t>
+      </w:r>
+      <w:r>
+        <w:t xml:space="preserve"> </w:t>
+      </w:r>
+      <w:r>
+        <w:t>including values below its minimum operating level or above its rated maximum. For small std values this rarely      matters in practice, but it's physically incorrect.</w:t>
+      </w:r>
+    </w:p>
+    <w:p>
+      <w:pPr>
+        <w:pStyle w:val="ListParagraph"/>
+        <w:numPr>
+          <w:ilvl w:val="0"/>
+          <w:numId w:val="9"/>
+        </w:numPr>
+      </w:pPr>
+      <w:r>
+        <w:t>Assumes symmetric uncertainty: in reality, a jammer running near its rated maximum can't exceed it, creating a     hard upper bound that the normal distribution doesn't respect.</w:t>
+      </w:r>
+    </w:p>
+    <w:p>
+      <w:r>
+        <w:rPr>
+          <w:b/>
+          <w:bCs/>
+        </w:rPr>
+        <w:t>Better alternative:</w:t>
+      </w:r>
+      <w:r>
+        <w:t xml:space="preserve"> A truncated normal bounded by the jammer's minimum and maximum power ratings would be more</w:t>
+      </w:r>
+      <w:r>
+        <w:t xml:space="preserve"> </w:t>
+      </w:r>
+      <w:r>
+        <w:t xml:space="preserve">  physically correct. For most practical std values, the difference is small — but it becomes significant if the std   is large relative to the distance from the bounds.</w:t>
+      </w:r>
+    </w:p>
+    <w:p>
+      <w:r>
+        <w:t xml:space="preserve">                                                                                                                       ---</w:t>
+      </w:r>
+    </w:p>
+    <w:p>
+      <w:pPr>
+        <w:pStyle w:val="Heading3"/>
+      </w:pPr>
+      <w:r>
+        <w:lastRenderedPageBreak/>
+        <w:t>Jammer Position — independent normals in x, y, z</w:t>
+      </w:r>
+    </w:p>
+    <w:p>
+      <w:r>
+        <w:t>This is where the assumptions are more questionable.</w:t>
+      </w:r>
+    </w:p>
+    <w:p>
+      <w:r>
+        <w:t>Independence of x, y, z:</w:t>
+      </w:r>
+      <w:r>
+        <w:t xml:space="preserve"> </w:t>
+      </w:r>
+      <w:r>
+        <w:t xml:space="preserve">The model treats the three coordinates as completely </w:t>
+      </w:r>
+      <w:r>
+        <w:t>i</w:t>
+      </w:r>
+      <w:r>
+        <w:t>ndependent. This is only valid if position uncertainty is</w:t>
+      </w:r>
+      <w:r>
+        <w:t xml:space="preserve"> </w:t>
+      </w:r>
+      <w:r>
+        <w:t xml:space="preserve">aligned with the coordinate axes. In </w:t>
+      </w:r>
+      <w:r>
+        <w:t>practice:</w:t>
+      </w:r>
+    </w:p>
+    <w:p>
+      <w:pPr>
+        <w:pStyle w:val="ListParagraph"/>
+        <w:numPr>
+          <w:ilvl w:val="0"/>
+          <w:numId w:val="10"/>
+        </w:numPr>
+      </w:pPr>
+      <w:r>
+        <w:t>A jammer operating from a vehicle follows roads — uncertainty is primarily along the road direction, not</w:t>
+      </w:r>
+      <w:r>
+        <w:t xml:space="preserve"> </w:t>
+      </w:r>
+      <w:r>
+        <w:t>axis-aligned</w:t>
+      </w:r>
+      <w:r>
+        <w:t>.</w:t>
+      </w:r>
+    </w:p>
+    <w:p>
+      <w:pPr>
+        <w:pStyle w:val="ListParagraph"/>
+        <w:numPr>
+          <w:ilvl w:val="0"/>
+          <w:numId w:val="10"/>
+        </w:numPr>
+      </w:pPr>
+      <w:r>
+        <w:t xml:space="preserve">A </w:t>
+      </w:r>
+      <w:r>
+        <w:t>jammer at a known observation post has correlated positional uncertainty based on terrain</w:t>
+      </w:r>
+      <w:r>
+        <w:t>.</w:t>
+      </w:r>
+    </w:p>
+    <w:p>
+      <w:pPr>
+        <w:pStyle w:val="ListParagraph"/>
+        <w:numPr>
+          <w:ilvl w:val="0"/>
+          <w:numId w:val="10"/>
+        </w:numPr>
+      </w:pPr>
+      <w:r>
+        <w:t>Modelling these correctly requires a multivariate normal with a covariance matrix, or a different distribution</w:t>
+      </w:r>
+      <w:r>
+        <w:t xml:space="preserve"> </w:t>
+      </w:r>
+      <w:r>
+        <w:t>entirely</w:t>
+      </w:r>
+      <w:r>
+        <w:t>.</w:t>
+      </w:r>
+    </w:p>
+    <w:p>
+      <w:r>
+        <w:t>The z-coordinate is particularly problematic</w:t>
+      </w:r>
+      <w:r>
+        <w:t>.  F</w:t>
+      </w:r>
+      <w:r>
+        <w:t>or a ground-based jammer, altitude is tightly constrained by terrain. A normal distribution centred at z=0 with a   std of, say, 20m will regularly sample negative z values — placing the jammer underground. For an airborne</w:t>
+      </w:r>
+      <w:r>
+        <w:t xml:space="preserve"> </w:t>
+      </w:r>
+      <w:r>
+        <w:t>platform, altitude uncertainty has a very different character (constrained by flight level, terrain avoidance).</w:t>
+      </w:r>
+    </w:p>
+    <w:p>
+      <w:pPr>
+        <w:pStyle w:val="Heading3"/>
+      </w:pPr>
+      <w:r>
+        <w:t>Operational vs. measurement uncertainty</w:t>
+      </w:r>
+    </w:p>
+    <w:p>
+      <w:r>
+        <w:t>The normal distribution is a reasonable model for measurement uncertainty — where you know roughly where the jammer</w:t>
+      </w:r>
+      <w:r>
+        <w:t xml:space="preserve"> </w:t>
+      </w:r>
+      <w:r>
+        <w:t xml:space="preserve">is but have imprecise GPS or intelligence. It is a poor model for operational uncertainty — where you're </w:t>
+      </w:r>
+      <w:r>
+        <w:t xml:space="preserve">asking, </w:t>
+      </w:r>
+      <w:r>
+        <w:t>"</w:t>
+      </w:r>
+      <w:r>
+        <w:t>W</w:t>
+      </w:r>
+      <w:r>
+        <w:t>here might the jammer choose to deploy within a patrol area?" In that case, a uniform distribution over a</w:t>
+      </w:r>
+      <w:r>
+        <w:t xml:space="preserve"> </w:t>
+      </w:r>
+      <w:r>
+        <w:t>geographic area is more appropriate, since all accessible points within the area are roughly equally plausible.</w:t>
+      </w:r>
+    </w:p>
+    <w:p>
+      <w:pPr>
+        <w:pStyle w:val="Heading3"/>
+      </w:pPr>
+      <w:r>
+        <w:t>Summary</w:t>
+      </w:r>
+    </w:p>
+    <w:tbl>
+      <w:tblPr>
+        <w:tblStyle w:val="TableGrid"/>
+        <w:tblW w:w="0" w:type="auto"/>
+        <w:tblLook w:val="04A0" w:firstRow="1" w:lastRow="0" w:firstColumn="1" w:lastColumn="0" w:noHBand="0" w:noVBand="1"/>
+      </w:tblPr>
+      <w:tblGrid>
+        <w:gridCol w:w="2782"/>
+        <w:gridCol w:w="2106"/>
+        <w:gridCol w:w="2064"/>
+        <w:gridCol w:w="2064"/>
+      </w:tblGrid>
+      <w:tr>
+        <w:tc>
+          <w:tcPr>
+            <w:tcW w:w="2782" w:type="dxa"/>
+            <w:shd w:val="clear" w:color="auto" w:fill="D9D9D9" w:themeFill="background1" w:themeFillShade="D9"/>
+          </w:tcPr>
+          <w:p>
+            <w:pPr>
+              <w:rPr>
+                <w:b/>
+                <w:bCs/>
+              </w:rPr>
+            </w:pPr>
+            <w:r>
+              <w:rPr>
+                <w:b/>
+                <w:bCs/>
+              </w:rPr>
+              <w:t>Parameter</w:t>
+            </w:r>
+          </w:p>
+        </w:tc>
+        <w:tc>
+          <w:tcPr>
+            <w:tcW w:w="2106" w:type="dxa"/>
+            <w:shd w:val="clear" w:color="auto" w:fill="D9D9D9" w:themeFill="background1" w:themeFillShade="D9"/>
+          </w:tcPr>
+          <w:p>
+            <w:pPr>
+              <w:rPr>
+                <w:b/>
+                <w:bCs/>
+              </w:rPr>
+            </w:pPr>
+            <w:r>
+              <w:rPr>
+                <w:b/>
+                <w:bCs/>
+              </w:rPr>
+              <w:t>Normal appropriate</w:t>
+            </w:r>
+          </w:p>
+        </w:tc>
+        <w:tc>
+          <w:tcPr>
+            <w:tcW w:w="2064" w:type="dxa"/>
+            <w:shd w:val="clear" w:color="auto" w:fill="D9D9D9" w:themeFill="background1" w:themeFillShade="D9"/>
+          </w:tcPr>
+          <w:p>
+            <w:pPr>
+              <w:rPr>
+                <w:b/>
+                <w:bCs/>
+              </w:rPr>
+            </w:pPr>
+            <w:r>
+              <w:rPr>
+                <w:b/>
+                <w:bCs/>
+              </w:rPr>
+              <w:t>Key limitation</w:t>
+            </w:r>
+          </w:p>
+        </w:tc>
+        <w:tc>
+          <w:tcPr>
+            <w:tcW w:w="2064" w:type="dxa"/>
+            <w:shd w:val="clear" w:color="auto" w:fill="D9D9D9" w:themeFill="background1" w:themeFillShade="D9"/>
+          </w:tcPr>
+          <w:p>
+            <w:pPr>
+              <w:rPr>
+                <w:b/>
+                <w:bCs/>
+              </w:rPr>
+            </w:pPr>
+            <w:r>
+              <w:rPr>
+                <w:b/>
+                <w:bCs/>
+              </w:rPr>
+              <w:t>Better alternative</w:t>
+            </w:r>
+          </w:p>
+        </w:tc>
+      </w:tr>
+      <w:tr>
+        <w:tc>
+          <w:tcPr>
+            <w:tcW w:w="2782" w:type="dxa"/>
+          </w:tcPr>
+          <w:p>
+            <w:r>
+              <w:t>Jammer power</w:t>
+            </w:r>
+          </w:p>
+        </w:tc>
+        <w:tc>
+          <w:tcPr>
+            <w:tcW w:w="2106" w:type="dxa"/>
+          </w:tcPr>
+          <w:p>
+            <w:r>
+              <w:t>Yes, reasonable</w:t>
+            </w:r>
+          </w:p>
+        </w:tc>
+        <w:tc>
+          <w:tcPr>
+            <w:tcW w:w="2064" w:type="dxa"/>
+          </w:tcPr>
+          <w:p>
+            <w:r>
+              <w:t>Unbounded – ignores min/max ratings</w:t>
+            </w:r>
+          </w:p>
+        </w:tc>
+        <w:tc>
+          <w:tcPr>
+            <w:tcW w:w="2064" w:type="dxa"/>
+          </w:tcPr>
+          <w:p>
+            <w:r>
+              <w:t>Truncated normal</w:t>
+            </w:r>
+          </w:p>
+        </w:tc>
+      </w:tr>
+      <w:tr>
+        <w:tc>
+          <w:tcPr>
+            <w:tcW w:w="2782" w:type="dxa"/>
+          </w:tcPr>
+          <w:p>
+            <w:r>
+              <w:t>Jammer x/y position</w:t>
+            </w:r>
+          </w:p>
+        </w:tc>
+        <w:tc>
+          <w:tcPr>
+            <w:tcW w:w="2106" w:type="dxa"/>
+          </w:tcPr>
+          <w:p>
+            <w:r>
+              <w:t>Depends on scenario</w:t>
+            </w:r>
+          </w:p>
+        </w:tc>
+        <w:tc>
+          <w:tcPr>
+            <w:tcW w:w="2064" w:type="dxa"/>
+          </w:tcPr>
+          <w:p>
+            <w:r>
+              <w:t>Independence assumption; axis-aligned only</w:t>
+            </w:r>
+          </w:p>
+        </w:tc>
+        <w:tc>
+          <w:tcPr>
+            <w:tcW w:w="2064" w:type="dxa"/>
+          </w:tcPr>
+          <w:p>
+            <w:r>
+              <w:t>Multivariate normal or uniform over area</w:t>
+            </w:r>
+          </w:p>
+        </w:tc>
+      </w:tr>
+      <w:tr>
+        <w:tc>
+          <w:tcPr>
+            <w:tcW w:w="2782" w:type="dxa"/>
+          </w:tcPr>
+          <w:p>
+            <w:r>
+              <w:t>Jammer z position</w:t>
+            </w:r>
+          </w:p>
+        </w:tc>
+        <w:tc>
+          <w:tcPr>
+            <w:tcW w:w="2106" w:type="dxa"/>
+          </w:tcPr>
+          <w:p>
+            <w:r>
+              <w:t>Rarely</w:t>
+            </w:r>
+          </w:p>
+        </w:tc>
+        <w:tc>
+          <w:tcPr>
+            <w:tcW w:w="2064" w:type="dxa"/>
+          </w:tcPr>
+          <w:p>
+            <w:r>
+              <w:t>Allows underground / implausible altitudes</w:t>
+            </w:r>
+          </w:p>
+        </w:tc>
+        <w:tc>
+          <w:tcPr>
+            <w:tcW w:w="2064" w:type="dxa"/>
+          </w:tcPr>
+          <w:p>
+            <w:r>
+              <w:t>Truncated normal with terrain bounds</w:t>
+            </w:r>
+          </w:p>
+        </w:tc>
+      </w:tr>
+    </w:tbl>
+    <w:p/>
+    <w:p>
+      <w:pPr>
+        <w:pStyle w:val="Heading3"/>
+      </w:pPr>
+      <w:r>
+        <w:lastRenderedPageBreak/>
+        <w:t>Practical implication for the tool</w:t>
+      </w:r>
+    </w:p>
+    <w:p>
+      <w:r>
+        <w:t>The current choice of normal distributions is a pragmatic starting point and produces sensible</w:t>
+      </w:r>
+      <w:r>
+        <w:t xml:space="preserve"> </w:t>
+      </w:r>
+      <w:r>
+        <w:t>results when std values are modest relative to mean distances. The most valuable addition would</w:t>
+      </w:r>
+      <w:r>
+        <w:t xml:space="preserve"> </w:t>
+      </w:r>
+      <w:r>
+        <w:t>be offering uniform distribution as an alternative for x/y position — this better represents</w:t>
+      </w:r>
+      <w:r>
+        <w:t xml:space="preserve"> </w:t>
+      </w:r>
+      <w:r>
+        <w:t>the "area search" scenario where you know the jammer is somewhere within a defined zone but</w:t>
+      </w:r>
+      <w:r>
+        <w:t xml:space="preserve"> h</w:t>
+      </w:r>
+      <w:r>
+        <w:t>ave no reason to favour the centre over the edges. This is a common operational planning</w:t>
+      </w:r>
+      <w:r>
+        <w:t xml:space="preserve"> </w:t>
+      </w:r>
+      <w:r>
+        <w:t>scenario.</w:t>
+      </w:r>
+    </w:p>
+    <w:p/>
     <w:sectPr>
       <w:pgSz w:w="11906" w:h="16838"/>
       <w:pgMar w:top="1440" w:right="1440" w:bottom="1440" w:left="1440" w:header="708" w:footer="708" w:gutter="0"/>
@@ -833,6 +1695,119 @@
     </w:lvl>
   </w:abstractNum>
   <w:abstractNum w:abstractNumId="1" w15:restartNumberingAfterBreak="0">
+    <w:nsid w:val="09AF27C4"/>
+    <w:multiLevelType w:val="hybridMultilevel"/>
+    <w:tmpl w:val="8BA8323E"/>
+    <w:lvl w:ilvl="0" w:tplc="08090001">
+      <w:start w:val="1"/>
+      <w:numFmt w:val="bullet"/>
+      <w:lvlText w:val=""/>
+      <w:lvlJc w:val="left"/>
+      <w:pPr>
+        <w:ind w:left="720" w:hanging="360"/>
+      </w:pPr>
+      <w:rPr>
+        <w:rFonts w:ascii="Symbol" w:hAnsi="Symbol" w:hint="default"/>
+      </w:rPr>
+    </w:lvl>
+    <w:lvl w:ilvl="1" w:tplc="08090003" w:tentative="1">
+      <w:start w:val="1"/>
+      <w:numFmt w:val="bullet"/>
+      <w:lvlText w:val="o"/>
+      <w:lvlJc w:val="left"/>
+      <w:pPr>
+        <w:ind w:left="1440" w:hanging="360"/>
+      </w:pPr>
+      <w:rPr>
+        <w:rFonts w:ascii="Courier New" w:hAnsi="Courier New" w:cs="Courier New" w:hint="default"/>
+      </w:rPr>
+    </w:lvl>
+    <w:lvl w:ilvl="2" w:tplc="08090005" w:tentative="1">
+      <w:start w:val="1"/>
+      <w:numFmt w:val="bullet"/>
+      <w:lvlText w:val=""/>
+      <w:lvlJc w:val="left"/>
+      <w:pPr>
+        <w:ind w:left="2160" w:hanging="360"/>
+      </w:pPr>
+      <w:rPr>
+        <w:rFonts w:ascii="Wingdings" w:hAnsi="Wingdings" w:hint="default"/>
+      </w:rPr>
+    </w:lvl>
+    <w:lvl w:ilvl="3" w:tplc="08090001" w:tentative="1">
+      <w:start w:val="1"/>
+      <w:numFmt w:val="bullet"/>
+      <w:lvlText w:val=""/>
+      <w:lvlJc w:val="left"/>
+      <w:pPr>
+        <w:ind w:left="2880" w:hanging="360"/>
+      </w:pPr>
+      <w:rPr>
+        <w:rFonts w:ascii="Symbol" w:hAnsi="Symbol" w:hint="default"/>
+      </w:rPr>
+    </w:lvl>
+    <w:lvl w:ilvl="4" w:tplc="08090003" w:tentative="1">
+      <w:start w:val="1"/>
+      <w:numFmt w:val="bullet"/>
+      <w:lvlText w:val="o"/>
+      <w:lvlJc w:val="left"/>
+      <w:pPr>
+        <w:ind w:left="3600" w:hanging="360"/>
+      </w:pPr>
+      <w:rPr>
+        <w:rFonts w:ascii="Courier New" w:hAnsi="Courier New" w:cs="Courier New" w:hint="default"/>
+      </w:rPr>
+    </w:lvl>
+    <w:lvl w:ilvl="5" w:tplc="08090005" w:tentative="1">
+      <w:start w:val="1"/>
+      <w:numFmt w:val="bullet"/>
+      <w:lvlText w:val=""/>
+      <w:lvlJc w:val="left"/>
+      <w:pPr>
+        <w:ind w:left="4320" w:hanging="360"/>
+      </w:pPr>
+      <w:rPr>
+        <w:rFonts w:ascii="Wingdings" w:hAnsi="Wingdings" w:hint="default"/>
+      </w:rPr>
+    </w:lvl>
+    <w:lvl w:ilvl="6" w:tplc="08090001" w:tentative="1">
+      <w:start w:val="1"/>
+      <w:numFmt w:val="bullet"/>
+      <w:lvlText w:val=""/>
+      <w:lvlJc w:val="left"/>
+      <w:pPr>
+        <w:ind w:left="5040" w:hanging="360"/>
+      </w:pPr>
+      <w:rPr>
+        <w:rFonts w:ascii="Symbol" w:hAnsi="Symbol" w:hint="default"/>
+      </w:rPr>
+    </w:lvl>
+    <w:lvl w:ilvl="7" w:tplc="08090003" w:tentative="1">
+      <w:start w:val="1"/>
+      <w:numFmt w:val="bullet"/>
+      <w:lvlText w:val="o"/>
+      <w:lvlJc w:val="left"/>
+      <w:pPr>
+        <w:ind w:left="5760" w:hanging="360"/>
+      </w:pPr>
+      <w:rPr>
+        <w:rFonts w:ascii="Courier New" w:hAnsi="Courier New" w:cs="Courier New" w:hint="default"/>
+      </w:rPr>
+    </w:lvl>
+    <w:lvl w:ilvl="8" w:tplc="08090005" w:tentative="1">
+      <w:start w:val="1"/>
+      <w:numFmt w:val="bullet"/>
+      <w:lvlText w:val=""/>
+      <w:lvlJc w:val="left"/>
+      <w:pPr>
+        <w:ind w:left="6480" w:hanging="360"/>
+      </w:pPr>
+      <w:rPr>
+        <w:rFonts w:ascii="Wingdings" w:hAnsi="Wingdings" w:hint="default"/>
+      </w:rPr>
+    </w:lvl>
+  </w:abstractNum>
+  <w:abstractNum w:abstractNumId="2" w15:restartNumberingAfterBreak="0">
     <w:nsid w:val="152A2D52"/>
     <w:multiLevelType w:val="hybridMultilevel"/>
     <w:tmpl w:val="CDFA9E1A"/>
@@ -945,7 +1920,233 @@
       </w:rPr>
     </w:lvl>
   </w:abstractNum>
-  <w:abstractNum w:abstractNumId="2" w15:restartNumberingAfterBreak="0">
+  <w:abstractNum w:abstractNumId="3" w15:restartNumberingAfterBreak="0">
+    <w:nsid w:val="2A496982"/>
+    <w:multiLevelType w:val="hybridMultilevel"/>
+    <w:tmpl w:val="FC584B08"/>
+    <w:lvl w:ilvl="0" w:tplc="08090001">
+      <w:start w:val="1"/>
+      <w:numFmt w:val="bullet"/>
+      <w:lvlText w:val=""/>
+      <w:lvlJc w:val="left"/>
+      <w:pPr>
+        <w:ind w:left="720" w:hanging="360"/>
+      </w:pPr>
+      <w:rPr>
+        <w:rFonts w:ascii="Symbol" w:hAnsi="Symbol" w:hint="default"/>
+      </w:rPr>
+    </w:lvl>
+    <w:lvl w:ilvl="1" w:tplc="08090003" w:tentative="1">
+      <w:start w:val="1"/>
+      <w:numFmt w:val="bullet"/>
+      <w:lvlText w:val="o"/>
+      <w:lvlJc w:val="left"/>
+      <w:pPr>
+        <w:ind w:left="1440" w:hanging="360"/>
+      </w:pPr>
+      <w:rPr>
+        <w:rFonts w:ascii="Courier New" w:hAnsi="Courier New" w:cs="Courier New" w:hint="default"/>
+      </w:rPr>
+    </w:lvl>
+    <w:lvl w:ilvl="2" w:tplc="08090005" w:tentative="1">
+      <w:start w:val="1"/>
+      <w:numFmt w:val="bullet"/>
+      <w:lvlText w:val=""/>
+      <w:lvlJc w:val="left"/>
+      <w:pPr>
+        <w:ind w:left="2160" w:hanging="360"/>
+      </w:pPr>
+      <w:rPr>
+        <w:rFonts w:ascii="Wingdings" w:hAnsi="Wingdings" w:hint="default"/>
+      </w:rPr>
+    </w:lvl>
+    <w:lvl w:ilvl="3" w:tplc="08090001" w:tentative="1">
+      <w:start w:val="1"/>
+      <w:numFmt w:val="bullet"/>
+      <w:lvlText w:val=""/>
+      <w:lvlJc w:val="left"/>
+      <w:pPr>
+        <w:ind w:left="2880" w:hanging="360"/>
+      </w:pPr>
+      <w:rPr>
+        <w:rFonts w:ascii="Symbol" w:hAnsi="Symbol" w:hint="default"/>
+      </w:rPr>
+    </w:lvl>
+    <w:lvl w:ilvl="4" w:tplc="08090003" w:tentative="1">
+      <w:start w:val="1"/>
+      <w:numFmt w:val="bullet"/>
+      <w:lvlText w:val="o"/>
+      <w:lvlJc w:val="left"/>
+      <w:pPr>
+        <w:ind w:left="3600" w:hanging="360"/>
+      </w:pPr>
+      <w:rPr>
+        <w:rFonts w:ascii="Courier New" w:hAnsi="Courier New" w:cs="Courier New" w:hint="default"/>
+      </w:rPr>
+    </w:lvl>
+    <w:lvl w:ilvl="5" w:tplc="08090005" w:tentative="1">
+      <w:start w:val="1"/>
+      <w:numFmt w:val="bullet"/>
+      <w:lvlText w:val=""/>
+      <w:lvlJc w:val="left"/>
+      <w:pPr>
+        <w:ind w:left="4320" w:hanging="360"/>
+      </w:pPr>
+      <w:rPr>
+        <w:rFonts w:ascii="Wingdings" w:hAnsi="Wingdings" w:hint="default"/>
+      </w:rPr>
+    </w:lvl>
+    <w:lvl w:ilvl="6" w:tplc="08090001" w:tentative="1">
+      <w:start w:val="1"/>
+      <w:numFmt w:val="bullet"/>
+      <w:lvlText w:val=""/>
+      <w:lvlJc w:val="left"/>
+      <w:pPr>
+        <w:ind w:left="5040" w:hanging="360"/>
+      </w:pPr>
+      <w:rPr>
+        <w:rFonts w:ascii="Symbol" w:hAnsi="Symbol" w:hint="default"/>
+      </w:rPr>
+    </w:lvl>
+    <w:lvl w:ilvl="7" w:tplc="08090003" w:tentative="1">
+      <w:start w:val="1"/>
+      <w:numFmt w:val="bullet"/>
+      <w:lvlText w:val="o"/>
+      <w:lvlJc w:val="left"/>
+      <w:pPr>
+        <w:ind w:left="5760" w:hanging="360"/>
+      </w:pPr>
+      <w:rPr>
+        <w:rFonts w:ascii="Courier New" w:hAnsi="Courier New" w:cs="Courier New" w:hint="default"/>
+      </w:rPr>
+    </w:lvl>
+    <w:lvl w:ilvl="8" w:tplc="08090005" w:tentative="1">
+      <w:start w:val="1"/>
+      <w:numFmt w:val="bullet"/>
+      <w:lvlText w:val=""/>
+      <w:lvlJc w:val="left"/>
+      <w:pPr>
+        <w:ind w:left="6480" w:hanging="360"/>
+      </w:pPr>
+      <w:rPr>
+        <w:rFonts w:ascii="Wingdings" w:hAnsi="Wingdings" w:hint="default"/>
+      </w:rPr>
+    </w:lvl>
+  </w:abstractNum>
+  <w:abstractNum w:abstractNumId="4" w15:restartNumberingAfterBreak="0">
+    <w:nsid w:val="2A6D6316"/>
+    <w:multiLevelType w:val="hybridMultilevel"/>
+    <w:tmpl w:val="0E7C0AC0"/>
+    <w:lvl w:ilvl="0" w:tplc="08090001">
+      <w:start w:val="1"/>
+      <w:numFmt w:val="bullet"/>
+      <w:lvlText w:val=""/>
+      <w:lvlJc w:val="left"/>
+      <w:pPr>
+        <w:ind w:left="720" w:hanging="360"/>
+      </w:pPr>
+      <w:rPr>
+        <w:rFonts w:ascii="Symbol" w:hAnsi="Symbol" w:hint="default"/>
+      </w:rPr>
+    </w:lvl>
+    <w:lvl w:ilvl="1" w:tplc="08090003" w:tentative="1">
+      <w:start w:val="1"/>
+      <w:numFmt w:val="bullet"/>
+      <w:lvlText w:val="o"/>
+      <w:lvlJc w:val="left"/>
+      <w:pPr>
+        <w:ind w:left="1440" w:hanging="360"/>
+      </w:pPr>
+      <w:rPr>
+        <w:rFonts w:ascii="Courier New" w:hAnsi="Courier New" w:cs="Courier New" w:hint="default"/>
+      </w:rPr>
+    </w:lvl>
+    <w:lvl w:ilvl="2" w:tplc="08090005" w:tentative="1">
+      <w:start w:val="1"/>
+      <w:numFmt w:val="bullet"/>
+      <w:lvlText w:val=""/>
+      <w:lvlJc w:val="left"/>
+      <w:pPr>
+        <w:ind w:left="2160" w:hanging="360"/>
+      </w:pPr>
+      <w:rPr>
+        <w:rFonts w:ascii="Wingdings" w:hAnsi="Wingdings" w:hint="default"/>
+      </w:rPr>
+    </w:lvl>
+    <w:lvl w:ilvl="3" w:tplc="08090001" w:tentative="1">
+      <w:start w:val="1"/>
+      <w:numFmt w:val="bullet"/>
+      <w:lvlText w:val=""/>
+      <w:lvlJc w:val="left"/>
+      <w:pPr>
+        <w:ind w:left="2880" w:hanging="360"/>
+      </w:pPr>
+      <w:rPr>
+        <w:rFonts w:ascii="Symbol" w:hAnsi="Symbol" w:hint="default"/>
+      </w:rPr>
+    </w:lvl>
+    <w:lvl w:ilvl="4" w:tplc="08090003" w:tentative="1">
+      <w:start w:val="1"/>
+      <w:numFmt w:val="bullet"/>
+      <w:lvlText w:val="o"/>
+      <w:lvlJc w:val="left"/>
+      <w:pPr>
+        <w:ind w:left="3600" w:hanging="360"/>
+      </w:pPr>
+      <w:rPr>
+        <w:rFonts w:ascii="Courier New" w:hAnsi="Courier New" w:cs="Courier New" w:hint="default"/>
+      </w:rPr>
+    </w:lvl>
+    <w:lvl w:ilvl="5" w:tplc="08090005" w:tentative="1">
+      <w:start w:val="1"/>
+      <w:numFmt w:val="bullet"/>
+      <w:lvlText w:val=""/>
+      <w:lvlJc w:val="left"/>
+      <w:pPr>
+        <w:ind w:left="4320" w:hanging="360"/>
+      </w:pPr>
+      <w:rPr>
+        <w:rFonts w:ascii="Wingdings" w:hAnsi="Wingdings" w:hint="default"/>
+      </w:rPr>
+    </w:lvl>
+    <w:lvl w:ilvl="6" w:tplc="08090001" w:tentative="1">
+      <w:start w:val="1"/>
+      <w:numFmt w:val="bullet"/>
+      <w:lvlText w:val=""/>
+      <w:lvlJc w:val="left"/>
+      <w:pPr>
+        <w:ind w:left="5040" w:hanging="360"/>
+      </w:pPr>
+      <w:rPr>
+        <w:rFonts w:ascii="Symbol" w:hAnsi="Symbol" w:hint="default"/>
+      </w:rPr>
+    </w:lvl>
+    <w:lvl w:ilvl="7" w:tplc="08090003" w:tentative="1">
+      <w:start w:val="1"/>
+      <w:numFmt w:val="bullet"/>
+      <w:lvlText w:val="o"/>
+      <w:lvlJc w:val="left"/>
+      <w:pPr>
+        <w:ind w:left="5760" w:hanging="360"/>
+      </w:pPr>
+      <w:rPr>
+        <w:rFonts w:ascii="Courier New" w:hAnsi="Courier New" w:cs="Courier New" w:hint="default"/>
+      </w:rPr>
+    </w:lvl>
+    <w:lvl w:ilvl="8" w:tplc="08090005" w:tentative="1">
+      <w:start w:val="1"/>
+      <w:numFmt w:val="bullet"/>
+      <w:lvlText w:val=""/>
+      <w:lvlJc w:val="left"/>
+      <w:pPr>
+        <w:ind w:left="6480" w:hanging="360"/>
+      </w:pPr>
+      <w:rPr>
+        <w:rFonts w:ascii="Wingdings" w:hAnsi="Wingdings" w:hint="default"/>
+      </w:rPr>
+    </w:lvl>
+  </w:abstractNum>
+  <w:abstractNum w:abstractNumId="5" w15:restartNumberingAfterBreak="0">
     <w:nsid w:val="476D5C1E"/>
     <w:multiLevelType w:val="hybridMultilevel"/>
     <w:tmpl w:val="82BE599C"/>
@@ -1057,7 +2258,7 @@
       </w:rPr>
     </w:lvl>
   </w:abstractNum>
-  <w:abstractNum w:abstractNumId="3" w15:restartNumberingAfterBreak="0">
+  <w:abstractNum w:abstractNumId="6" w15:restartNumberingAfterBreak="0">
     <w:nsid w:val="52AC5C01"/>
     <w:multiLevelType w:val="hybridMultilevel"/>
     <w:tmpl w:val="BAC494FC"/>
@@ -1170,7 +2371,120 @@
       </w:rPr>
     </w:lvl>
   </w:abstractNum>
-  <w:abstractNum w:abstractNumId="4" w15:restartNumberingAfterBreak="0">
+  <w:abstractNum w:abstractNumId="7" w15:restartNumberingAfterBreak="0">
+    <w:nsid w:val="74650E58"/>
+    <w:multiLevelType w:val="hybridMultilevel"/>
+    <w:tmpl w:val="001A591C"/>
+    <w:lvl w:ilvl="0" w:tplc="08090001">
+      <w:start w:val="1"/>
+      <w:numFmt w:val="bullet"/>
+      <w:lvlText w:val=""/>
+      <w:lvlJc w:val="left"/>
+      <w:pPr>
+        <w:ind w:left="720" w:hanging="360"/>
+      </w:pPr>
+      <w:rPr>
+        <w:rFonts w:ascii="Symbol" w:hAnsi="Symbol" w:hint="default"/>
+      </w:rPr>
+    </w:lvl>
+    <w:lvl w:ilvl="1" w:tplc="08090003" w:tentative="1">
+      <w:start w:val="1"/>
+      <w:numFmt w:val="bullet"/>
+      <w:lvlText w:val="o"/>
+      <w:lvlJc w:val="left"/>
+      <w:pPr>
+        <w:ind w:left="1440" w:hanging="360"/>
+      </w:pPr>
+      <w:rPr>
+        <w:rFonts w:ascii="Courier New" w:hAnsi="Courier New" w:cs="Courier New" w:hint="default"/>
+      </w:rPr>
+    </w:lvl>
+    <w:lvl w:ilvl="2" w:tplc="08090005" w:tentative="1">
+      <w:start w:val="1"/>
+      <w:numFmt w:val="bullet"/>
+      <w:lvlText w:val=""/>
+      <w:lvlJc w:val="left"/>
+      <w:pPr>
+        <w:ind w:left="2160" w:hanging="360"/>
+      </w:pPr>
+      <w:rPr>
+        <w:rFonts w:ascii="Wingdings" w:hAnsi="Wingdings" w:hint="default"/>
+      </w:rPr>
+    </w:lvl>
+    <w:lvl w:ilvl="3" w:tplc="08090001" w:tentative="1">
+      <w:start w:val="1"/>
+      <w:numFmt w:val="bullet"/>
+      <w:lvlText w:val=""/>
+      <w:lvlJc w:val="left"/>
+      <w:pPr>
+        <w:ind w:left="2880" w:hanging="360"/>
+      </w:pPr>
+      <w:rPr>
+        <w:rFonts w:ascii="Symbol" w:hAnsi="Symbol" w:hint="default"/>
+      </w:rPr>
+    </w:lvl>
+    <w:lvl w:ilvl="4" w:tplc="08090003" w:tentative="1">
+      <w:start w:val="1"/>
+      <w:numFmt w:val="bullet"/>
+      <w:lvlText w:val="o"/>
+      <w:lvlJc w:val="left"/>
+      <w:pPr>
+        <w:ind w:left="3600" w:hanging="360"/>
+      </w:pPr>
+      <w:rPr>
+        <w:rFonts w:ascii="Courier New" w:hAnsi="Courier New" w:cs="Courier New" w:hint="default"/>
+      </w:rPr>
+    </w:lvl>
+    <w:lvl w:ilvl="5" w:tplc="08090005" w:tentative="1">
+      <w:start w:val="1"/>
+      <w:numFmt w:val="bullet"/>
+      <w:lvlText w:val=""/>
+      <w:lvlJc w:val="left"/>
+      <w:pPr>
+        <w:ind w:left="4320" w:hanging="360"/>
+      </w:pPr>
+      <w:rPr>
+        <w:rFonts w:ascii="Wingdings" w:hAnsi="Wingdings" w:hint="default"/>
+      </w:rPr>
+    </w:lvl>
+    <w:lvl w:ilvl="6" w:tplc="08090001" w:tentative="1">
+      <w:start w:val="1"/>
+      <w:numFmt w:val="bullet"/>
+      <w:lvlText w:val=""/>
+      <w:lvlJc w:val="left"/>
+      <w:pPr>
+        <w:ind w:left="5040" w:hanging="360"/>
+      </w:pPr>
+      <w:rPr>
+        <w:rFonts w:ascii="Symbol" w:hAnsi="Symbol" w:hint="default"/>
+      </w:rPr>
+    </w:lvl>
+    <w:lvl w:ilvl="7" w:tplc="08090003" w:tentative="1">
+      <w:start w:val="1"/>
+      <w:numFmt w:val="bullet"/>
+      <w:lvlText w:val="o"/>
+      <w:lvlJc w:val="left"/>
+      <w:pPr>
+        <w:ind w:left="5760" w:hanging="360"/>
+      </w:pPr>
+      <w:rPr>
+        <w:rFonts w:ascii="Courier New" w:hAnsi="Courier New" w:cs="Courier New" w:hint="default"/>
+      </w:rPr>
+    </w:lvl>
+    <w:lvl w:ilvl="8" w:tplc="08090005" w:tentative="1">
+      <w:start w:val="1"/>
+      <w:numFmt w:val="bullet"/>
+      <w:lvlText w:val=""/>
+      <w:lvlJc w:val="left"/>
+      <w:pPr>
+        <w:ind w:left="6480" w:hanging="360"/>
+      </w:pPr>
+      <w:rPr>
+        <w:rFonts w:ascii="Wingdings" w:hAnsi="Wingdings" w:hint="default"/>
+      </w:rPr>
+    </w:lvl>
+  </w:abstractNum>
+  <w:abstractNum w:abstractNumId="8" w15:restartNumberingAfterBreak="0">
     <w:nsid w:val="796D0B5E"/>
     <w:multiLevelType w:val="hybridMultilevel"/>
     <w:tmpl w:val="7A92A78C"/>
@@ -1256,7 +2570,7 @@
       </w:pPr>
     </w:lvl>
   </w:abstractNum>
-  <w:abstractNum w:abstractNumId="5" w15:restartNumberingAfterBreak="0">
+  <w:abstractNum w:abstractNumId="9" w15:restartNumberingAfterBreak="0">
     <w:nsid w:val="7FE67D45"/>
     <w:multiLevelType w:val="hybridMultilevel"/>
     <w:tmpl w:val="17F224F4"/>
@@ -1369,22 +2683,34 @@
     </w:lvl>
   </w:abstractNum>
   <w:num w:numId="1" w16cid:durableId="1354652199">
-    <w:abstractNumId w:val="3"/>
+    <w:abstractNumId w:val="6"/>
   </w:num>
   <w:num w:numId="2" w16cid:durableId="1363286630">
-    <w:abstractNumId w:val="4"/>
+    <w:abstractNumId w:val="8"/>
   </w:num>
   <w:num w:numId="3" w16cid:durableId="438532377">
     <w:abstractNumId w:val="0"/>
   </w:num>
   <w:num w:numId="4" w16cid:durableId="91247567">
+    <w:abstractNumId w:val="9"/>
+  </w:num>
+  <w:num w:numId="5" w16cid:durableId="2072803491">
     <w:abstractNumId w:val="5"/>
   </w:num>
-  <w:num w:numId="5" w16cid:durableId="2072803491">
+  <w:num w:numId="6" w16cid:durableId="1559971780">
     <w:abstractNumId w:val="2"/>
   </w:num>
-  <w:num w:numId="6" w16cid:durableId="1559971780">
+  <w:num w:numId="7" w16cid:durableId="299268527">
+    <w:abstractNumId w:val="7"/>
+  </w:num>
+  <w:num w:numId="8" w16cid:durableId="1933737615">
     <w:abstractNumId w:val="1"/>
+  </w:num>
+  <w:num w:numId="9" w16cid:durableId="469709320">
+    <w:abstractNumId w:val="4"/>
+  </w:num>
+  <w:num w:numId="10" w16cid:durableId="446510527">
+    <w:abstractNumId w:val="3"/>
   </w:num>
 </w:numbering>
 </file>
@@ -1990,6 +3316,7 @@
   <w:style w:type="character" w:default="1" w:styleId="DefaultParagraphFont">
     <w:name w:val="Default Paragraph Font"/>
     <w:uiPriority w:val="1"/>
+    <w:semiHidden/>
     <w:unhideWhenUsed/>
   </w:style>
   <w:style w:type="table" w:default="1" w:styleId="TableNormal">
